--- a/dist/GitGitHub基本操作クイズ問題集.docx
+++ b/dist/GitGitHub基本操作クイズ問題集.docx
@@ -29,7 +29,7 @@
           <w:sz w:val="24"/>
           <w:szCs w:val="24"/>
         </w:rPr>
-        <w:t xml:space="preserve">全15カテゴリ × 各10問（4択・解説つき）</w:t>
+        <w:t xml:space="preserve">全15カテゴリ・全170問（4択・解説つき）</w:t>
       </w:r>
     </w:p>
     <w:p>
@@ -1759,6 +1759,1696 @@
       </w:r>
     </w:p>
     <w:p>
+      <w:pPr>
+        <w:spacing w:after="120" w:before="300"/>
+      </w:pPr>
+      <w:r>
+        <w:rPr>
+          <w:b/>
+          <w:bCs/>
+          <w:color w:val="2563EB"/>
+          <w:sz w:val="24"/>
+          <w:szCs w:val="24"/>
+        </w:rPr>
+        <w:t xml:space="preserve">問11　</w:t>
+      </w:r>
+      <w:r>
+        <w:rPr>
+          <w:b/>
+          <w:bCs/>
+          <w:sz w:val="24"/>
+          <w:szCs w:val="24"/>
+        </w:rPr>
+        <w:t xml:space="preserve">「分散型バージョン管理システム」であるGitの特徴として正しいものはどれか。</w:t>
+      </w:r>
+    </w:p>
+    <w:p>
+      <w:pPr>
+        <w:spacing w:after="40"/>
+        <w:ind w:left="400"/>
+      </w:pPr>
+      <w:r>
+        <w:rPr>
+          <w:b w:val="false"/>
+          <w:bCs w:val="false"/>
+          <w:color w:val="000000"/>
+        </w:rPr>
+        <w:t xml:space="preserve">ア：</w:t>
+      </w:r>
+      <w:r>
+        <w:rPr>
+          <w:b w:val="false"/>
+          <w:bCs w:val="false"/>
+          <w:color w:val="000000"/>
+        </w:rPr>
+        <w:t xml:space="preserve">変更履歴はGitHub上にしか保存できない</w:t>
+      </w:r>
+      <w:r>
+        <w:rPr>
+          <w:b/>
+          <w:bCs/>
+          <w:color w:val="16A34A"/>
+        </w:rPr>
+        <w:t xml:space="preserve"/>
+      </w:r>
+    </w:p>
+    <w:p>
+      <w:pPr>
+        <w:spacing w:after="40"/>
+        <w:ind w:left="400"/>
+      </w:pPr>
+      <w:r>
+        <w:rPr>
+          <w:b/>
+          <w:bCs/>
+          <w:color w:val="16A34A"/>
+        </w:rPr>
+        <w:t xml:space="preserve">イ：</w:t>
+      </w:r>
+      <w:r>
+        <w:rPr>
+          <w:b/>
+          <w:bCs/>
+          <w:color w:val="16A34A"/>
+        </w:rPr>
+        <w:t xml:space="preserve">各利用者のPCに、リポジトリの履歴を含む複製を持てる</w:t>
+      </w:r>
+      <w:r>
+        <w:rPr>
+          <w:b/>
+          <w:bCs/>
+          <w:color w:val="16A34A"/>
+        </w:rPr>
+        <w:t xml:space="preserve">　【正解】</w:t>
+      </w:r>
+    </w:p>
+    <w:p>
+      <w:pPr>
+        <w:spacing w:after="40"/>
+        <w:ind w:left="400"/>
+      </w:pPr>
+      <w:r>
+        <w:rPr>
+          <w:b w:val="false"/>
+          <w:bCs w:val="false"/>
+          <w:color w:val="000000"/>
+        </w:rPr>
+        <w:t xml:space="preserve">ウ：</w:t>
+      </w:r>
+      <w:r>
+        <w:rPr>
+          <w:b w:val="false"/>
+          <w:bCs w:val="false"/>
+          <w:color w:val="000000"/>
+        </w:rPr>
+        <w:t xml:space="preserve">必ず1台の中央サーバーに接続して使う</w:t>
+      </w:r>
+      <w:r>
+        <w:rPr>
+          <w:b/>
+          <w:bCs/>
+          <w:color w:val="16A34A"/>
+        </w:rPr>
+        <w:t xml:space="preserve"/>
+      </w:r>
+    </w:p>
+    <w:p>
+      <w:pPr>
+        <w:spacing w:after="40"/>
+        <w:ind w:left="400"/>
+      </w:pPr>
+      <w:r>
+        <w:rPr>
+          <w:b w:val="false"/>
+          <w:bCs w:val="false"/>
+          <w:color w:val="000000"/>
+        </w:rPr>
+        <w:t xml:space="preserve">エ：</w:t>
+      </w:r>
+      <w:r>
+        <w:rPr>
+          <w:b w:val="false"/>
+          <w:bCs w:val="false"/>
+          <w:color w:val="000000"/>
+        </w:rPr>
+        <w:t xml:space="preserve">ファイルの最新版だけを管理する</w:t>
+      </w:r>
+      <w:r>
+        <w:rPr>
+          <w:b/>
+          <w:bCs/>
+          <w:color w:val="16A34A"/>
+        </w:rPr>
+        <w:t xml:space="preserve"/>
+      </w:r>
+    </w:p>
+    <w:p>
+      <w:pPr>
+        <w:shd w:fill="F1F5F9" w:val="clear"/>
+        <w:spacing w:after="240" w:before="100"/>
+        <w:ind w:left="400"/>
+      </w:pPr>
+      <w:r>
+        <w:rPr>
+          <w:b/>
+          <w:bCs/>
+          <w:color w:val="475569"/>
+          <w:sz w:val="20"/>
+          <w:szCs w:val="20"/>
+        </w:rPr>
+        <w:t xml:space="preserve">【解説】</w:t>
+      </w:r>
+      <w:r>
+        <w:rPr>
+          <w:color w:val="334155"/>
+          <w:sz w:val="20"/>
+          <w:szCs w:val="20"/>
+        </w:rPr>
+        <w:t xml:space="preserve">  Gitでは、各利用者のローカルリポジトリに変更履歴を含むデータを保持できます。そのため、ネットワークに接続していない状態でも履歴の確認やコミットなどの作業ができます。</w:t>
+      </w:r>
+    </w:p>
+    <w:p>
+      <w:pPr>
+        <w:spacing w:after="120" w:before="300"/>
+      </w:pPr>
+      <w:r>
+        <w:rPr>
+          <w:b/>
+          <w:bCs/>
+          <w:color w:val="2563EB"/>
+          <w:sz w:val="24"/>
+          <w:szCs w:val="24"/>
+        </w:rPr>
+        <w:t xml:space="preserve">問12　</w:t>
+      </w:r>
+      <w:r>
+        <w:rPr>
+          <w:b/>
+          <w:bCs/>
+          <w:sz w:val="24"/>
+          <w:szCs w:val="24"/>
+        </w:rPr>
+        <w:t xml:space="preserve">自分のPCだけでGitを使って履歴管理を始める場合、GitHubアカウントは必要か。</w:t>
+      </w:r>
+    </w:p>
+    <w:p>
+      <w:pPr>
+        <w:spacing w:after="40"/>
+        <w:ind w:left="400"/>
+      </w:pPr>
+      <w:r>
+        <w:rPr>
+          <w:b w:val="false"/>
+          <w:bCs w:val="false"/>
+          <w:color w:val="000000"/>
+        </w:rPr>
+        <w:t xml:space="preserve">ア：</w:t>
+      </w:r>
+      <w:r>
+        <w:rPr>
+          <w:b w:val="false"/>
+          <w:bCs w:val="false"/>
+          <w:color w:val="000000"/>
+        </w:rPr>
+        <w:t xml:space="preserve">必ず必要である</w:t>
+      </w:r>
+      <w:r>
+        <w:rPr>
+          <w:b/>
+          <w:bCs/>
+          <w:color w:val="16A34A"/>
+        </w:rPr>
+        <w:t xml:space="preserve"/>
+      </w:r>
+    </w:p>
+    <w:p>
+      <w:pPr>
+        <w:spacing w:after="40"/>
+        <w:ind w:left="400"/>
+      </w:pPr>
+      <w:r>
+        <w:rPr>
+          <w:b w:val="false"/>
+          <w:bCs w:val="false"/>
+          <w:color w:val="000000"/>
+        </w:rPr>
+        <w:t xml:space="preserve">イ：</w:t>
+      </w:r>
+      <w:r>
+        <w:rPr>
+          <w:b w:val="false"/>
+          <w:bCs w:val="false"/>
+          <w:color w:val="000000"/>
+        </w:rPr>
+        <w:t xml:space="preserve">有料アカウントだけが必要である</w:t>
+      </w:r>
+      <w:r>
+        <w:rPr>
+          <w:b/>
+          <w:bCs/>
+          <w:color w:val="16A34A"/>
+        </w:rPr>
+        <w:t xml:space="preserve"/>
+      </w:r>
+    </w:p>
+    <w:p>
+      <w:pPr>
+        <w:spacing w:after="40"/>
+        <w:ind w:left="400"/>
+      </w:pPr>
+      <w:r>
+        <w:rPr>
+          <w:b/>
+          <w:bCs/>
+          <w:color w:val="16A34A"/>
+        </w:rPr>
+        <w:t xml:space="preserve">ウ：</w:t>
+      </w:r>
+      <w:r>
+        <w:rPr>
+          <w:b/>
+          <w:bCs/>
+          <w:color w:val="16A34A"/>
+        </w:rPr>
+        <w:t xml:space="preserve">Gitをローカルだけで使うなら必要ない</w:t>
+      </w:r>
+      <w:r>
+        <w:rPr>
+          <w:b/>
+          <w:bCs/>
+          <w:color w:val="16A34A"/>
+        </w:rPr>
+        <w:t xml:space="preserve">　【正解】</w:t>
+      </w:r>
+    </w:p>
+    <w:p>
+      <w:pPr>
+        <w:spacing w:after="40"/>
+        <w:ind w:left="400"/>
+      </w:pPr>
+      <w:r>
+        <w:rPr>
+          <w:b w:val="false"/>
+          <w:bCs w:val="false"/>
+          <w:color w:val="000000"/>
+        </w:rPr>
+        <w:t xml:space="preserve">エ：</w:t>
+      </w:r>
+      <w:r>
+        <w:rPr>
+          <w:b w:val="false"/>
+          <w:bCs w:val="false"/>
+          <w:color w:val="000000"/>
+        </w:rPr>
+        <w:t xml:space="preserve">会社のアカウントが必要である</w:t>
+      </w:r>
+      <w:r>
+        <w:rPr>
+          <w:b/>
+          <w:bCs/>
+          <w:color w:val="16A34A"/>
+        </w:rPr>
+        <w:t xml:space="preserve"/>
+      </w:r>
+    </w:p>
+    <w:p>
+      <w:pPr>
+        <w:shd w:fill="F1F5F9" w:val="clear"/>
+        <w:spacing w:after="240" w:before="100"/>
+        <w:ind w:left="400"/>
+      </w:pPr>
+      <w:r>
+        <w:rPr>
+          <w:b/>
+          <w:bCs/>
+          <w:color w:val="475569"/>
+          <w:sz w:val="20"/>
+          <w:szCs w:val="20"/>
+        </w:rPr>
+        <w:t xml:space="preserve">【解説】</w:t>
+      </w:r>
+      <w:r>
+        <w:rPr>
+          <w:color w:val="334155"/>
+          <w:sz w:val="20"/>
+          <w:szCs w:val="20"/>
+        </w:rPr>
+        <w:t xml:space="preserve">  GitはPC上で動作する独立したバージョン管理システムなので、ローカルだけで使う場合はGitHubアカウントを必要としません。GitHubへ共有するときにGitHubアカウントが必要になります。</w:t>
+      </w:r>
+    </w:p>
+    <w:p>
+      <w:pPr>
+        <w:spacing w:after="120" w:before="300"/>
+      </w:pPr>
+      <w:r>
+        <w:rPr>
+          <w:b/>
+          <w:bCs/>
+          <w:color w:val="2563EB"/>
+          <w:sz w:val="24"/>
+          <w:szCs w:val="24"/>
+        </w:rPr>
+        <w:t xml:space="preserve">問13　</w:t>
+      </w:r>
+      <w:r>
+        <w:rPr>
+          <w:b/>
+          <w:bCs/>
+          <w:sz w:val="24"/>
+          <w:szCs w:val="24"/>
+        </w:rPr>
+        <w:t xml:space="preserve">「リモートリポジトリ」の説明として最も適切なものはどれか。</w:t>
+      </w:r>
+    </w:p>
+    <w:p>
+      <w:pPr>
+        <w:spacing w:after="40"/>
+        <w:ind w:left="400"/>
+      </w:pPr>
+      <w:r>
+        <w:rPr>
+          <w:b w:val="false"/>
+          <w:bCs w:val="false"/>
+          <w:color w:val="000000"/>
+        </w:rPr>
+        <w:t xml:space="preserve">ア：</w:t>
+      </w:r>
+      <w:r>
+        <w:rPr>
+          <w:b w:val="false"/>
+          <w:bCs w:val="false"/>
+          <w:color w:val="000000"/>
+        </w:rPr>
+        <w:t xml:space="preserve">自分のPC内だけにある作業フォルダ</w:t>
+      </w:r>
+      <w:r>
+        <w:rPr>
+          <w:b/>
+          <w:bCs/>
+          <w:color w:val="16A34A"/>
+        </w:rPr>
+        <w:t xml:space="preserve"/>
+      </w:r>
+    </w:p>
+    <w:p>
+      <w:pPr>
+        <w:spacing w:after="40"/>
+        <w:ind w:left="400"/>
+      </w:pPr>
+      <w:r>
+        <w:rPr>
+          <w:b/>
+          <w:bCs/>
+          <w:color w:val="16A34A"/>
+        </w:rPr>
+        <w:t xml:space="preserve">イ：</w:t>
+      </w:r>
+      <w:r>
+        <w:rPr>
+          <w:b/>
+          <w:bCs/>
+          <w:color w:val="16A34A"/>
+        </w:rPr>
+        <w:t xml:space="preserve">ネットワーク上にあり、複数人で共有できるリポジトリ</w:t>
+      </w:r>
+      <w:r>
+        <w:rPr>
+          <w:b/>
+          <w:bCs/>
+          <w:color w:val="16A34A"/>
+        </w:rPr>
+        <w:t xml:space="preserve">　【正解】</w:t>
+      </w:r>
+    </w:p>
+    <w:p>
+      <w:pPr>
+        <w:spacing w:after="40"/>
+        <w:ind w:left="400"/>
+      </w:pPr>
+      <w:r>
+        <w:rPr>
+          <w:b w:val="false"/>
+          <w:bCs w:val="false"/>
+          <w:color w:val="000000"/>
+        </w:rPr>
+        <w:t xml:space="preserve">ウ：</w:t>
+      </w:r>
+      <w:r>
+        <w:rPr>
+          <w:b w:val="false"/>
+          <w:bCs w:val="false"/>
+          <w:color w:val="000000"/>
+        </w:rPr>
+        <w:t xml:space="preserve">削除済みファイルだけを保存する場所</w:t>
+      </w:r>
+      <w:r>
+        <w:rPr>
+          <w:b/>
+          <w:bCs/>
+          <w:color w:val="16A34A"/>
+        </w:rPr>
+        <w:t xml:space="preserve"/>
+      </w:r>
+    </w:p>
+    <w:p>
+      <w:pPr>
+        <w:spacing w:after="40"/>
+        <w:ind w:left="400"/>
+      </w:pPr>
+      <w:r>
+        <w:rPr>
+          <w:b w:val="false"/>
+          <w:bCs w:val="false"/>
+          <w:color w:val="000000"/>
+        </w:rPr>
+        <w:t xml:space="preserve">エ：</w:t>
+      </w:r>
+      <w:r>
+        <w:rPr>
+          <w:b w:val="false"/>
+          <w:bCs w:val="false"/>
+          <w:color w:val="000000"/>
+        </w:rPr>
+        <w:t xml:space="preserve">コミット前の変更だけを置く場所</w:t>
+      </w:r>
+      <w:r>
+        <w:rPr>
+          <w:b/>
+          <w:bCs/>
+          <w:color w:val="16A34A"/>
+        </w:rPr>
+        <w:t xml:space="preserve"/>
+      </w:r>
+    </w:p>
+    <w:p>
+      <w:pPr>
+        <w:shd w:fill="F1F5F9" w:val="clear"/>
+        <w:spacing w:after="240" w:before="100"/>
+        <w:ind w:left="400"/>
+      </w:pPr>
+      <w:r>
+        <w:rPr>
+          <w:b/>
+          <w:bCs/>
+          <w:color w:val="475569"/>
+          <w:sz w:val="20"/>
+          <w:szCs w:val="20"/>
+        </w:rPr>
+        <w:t xml:space="preserve">【解説】</w:t>
+      </w:r>
+      <w:r>
+        <w:rPr>
+          <w:color w:val="334155"/>
+          <w:sz w:val="20"/>
+          <w:szCs w:val="20"/>
+        </w:rPr>
+        <w:t xml:space="preserve">  リモートリポジトリは、GitHubなどのネットワーク上に置かれた共有用のリポジトリです。ローカルリポジトリと変更を送受信することで共同作業を進められます。</w:t>
+      </w:r>
+    </w:p>
+    <w:p>
+      <w:pPr>
+        <w:spacing w:after="120" w:before="300"/>
+      </w:pPr>
+      <w:r>
+        <w:rPr>
+          <w:b/>
+          <w:bCs/>
+          <w:color w:val="2563EB"/>
+          <w:sz w:val="24"/>
+          <w:szCs w:val="24"/>
+        </w:rPr>
+        <w:t xml:space="preserve">問14　</w:t>
+      </w:r>
+      <w:r>
+        <w:rPr>
+          <w:b/>
+          <w:bCs/>
+          <w:sz w:val="24"/>
+          <w:szCs w:val="24"/>
+        </w:rPr>
+        <w:t xml:space="preserve">GitHubの機能であり、Gitそのものの機能ではないものはどれか。</w:t>
+      </w:r>
+    </w:p>
+    <w:p>
+      <w:pPr>
+        <w:spacing w:after="40"/>
+        <w:ind w:left="400"/>
+      </w:pPr>
+      <w:r>
+        <w:rPr>
+          <w:b w:val="false"/>
+          <w:bCs w:val="false"/>
+          <w:color w:val="000000"/>
+        </w:rPr>
+        <w:t xml:space="preserve">ア：</w:t>
+      </w:r>
+      <w:r>
+        <w:rPr>
+          <w:b w:val="false"/>
+          <w:bCs w:val="false"/>
+          <w:color w:val="000000"/>
+        </w:rPr>
+        <w:t xml:space="preserve">コミット</w:t>
+      </w:r>
+      <w:r>
+        <w:rPr>
+          <w:b/>
+          <w:bCs/>
+          <w:color w:val="16A34A"/>
+        </w:rPr>
+        <w:t xml:space="preserve"/>
+      </w:r>
+    </w:p>
+    <w:p>
+      <w:pPr>
+        <w:spacing w:after="40"/>
+        <w:ind w:left="400"/>
+      </w:pPr>
+      <w:r>
+        <w:rPr>
+          <w:b w:val="false"/>
+          <w:bCs w:val="false"/>
+          <w:color w:val="000000"/>
+        </w:rPr>
+        <w:t xml:space="preserve">イ：</w:t>
+      </w:r>
+      <w:r>
+        <w:rPr>
+          <w:b w:val="false"/>
+          <w:bCs w:val="false"/>
+          <w:color w:val="000000"/>
+        </w:rPr>
+        <w:t xml:space="preserve">ブランチ</w:t>
+      </w:r>
+      <w:r>
+        <w:rPr>
+          <w:b/>
+          <w:bCs/>
+          <w:color w:val="16A34A"/>
+        </w:rPr>
+        <w:t xml:space="preserve"/>
+      </w:r>
+    </w:p>
+    <w:p>
+      <w:pPr>
+        <w:spacing w:after="40"/>
+        <w:ind w:left="400"/>
+      </w:pPr>
+      <w:r>
+        <w:rPr>
+          <w:b/>
+          <w:bCs/>
+          <w:color w:val="16A34A"/>
+        </w:rPr>
+        <w:t xml:space="preserve">ウ：</w:t>
+      </w:r>
+      <w:r>
+        <w:rPr>
+          <w:b/>
+          <w:bCs/>
+          <w:color w:val="16A34A"/>
+        </w:rPr>
+        <w:t xml:space="preserve">Pull Request</w:t>
+      </w:r>
+      <w:r>
+        <w:rPr>
+          <w:b/>
+          <w:bCs/>
+          <w:color w:val="16A34A"/>
+        </w:rPr>
+        <w:t xml:space="preserve">　【正解】</w:t>
+      </w:r>
+    </w:p>
+    <w:p>
+      <w:pPr>
+        <w:spacing w:after="40"/>
+        <w:ind w:left="400"/>
+      </w:pPr>
+      <w:r>
+        <w:rPr>
+          <w:b w:val="false"/>
+          <w:bCs w:val="false"/>
+          <w:color w:val="000000"/>
+        </w:rPr>
+        <w:t xml:space="preserve">エ：</w:t>
+      </w:r>
+      <w:r>
+        <w:rPr>
+          <w:b w:val="false"/>
+          <w:bCs w:val="false"/>
+          <w:color w:val="000000"/>
+        </w:rPr>
+        <w:t xml:space="preserve">マージ</w:t>
+      </w:r>
+      <w:r>
+        <w:rPr>
+          <w:b/>
+          <w:bCs/>
+          <w:color w:val="16A34A"/>
+        </w:rPr>
+        <w:t xml:space="preserve"/>
+      </w:r>
+    </w:p>
+    <w:p>
+      <w:pPr>
+        <w:shd w:fill="F1F5F9" w:val="clear"/>
+        <w:spacing w:after="240" w:before="100"/>
+        <w:ind w:left="400"/>
+      </w:pPr>
+      <w:r>
+        <w:rPr>
+          <w:b/>
+          <w:bCs/>
+          <w:color w:val="475569"/>
+          <w:sz w:val="20"/>
+          <w:szCs w:val="20"/>
+        </w:rPr>
+        <w:t xml:space="preserve">【解説】</w:t>
+      </w:r>
+      <w:r>
+        <w:rPr>
+          <w:color w:val="334155"/>
+          <w:sz w:val="20"/>
+          <w:szCs w:val="20"/>
+        </w:rPr>
+        <w:t xml:space="preserve">  コミット、ブランチ、マージはGitの機能です。Pull Requestは、変更の提案・レビュー・マージを行うためにGitHubなどのホスティングサービスが提供する機能です。</w:t>
+      </w:r>
+    </w:p>
+    <w:p>
+      <w:pPr>
+        <w:spacing w:after="120" w:before="300"/>
+      </w:pPr>
+      <w:r>
+        <w:rPr>
+          <w:b/>
+          <w:bCs/>
+          <w:color w:val="2563EB"/>
+          <w:sz w:val="24"/>
+          <w:szCs w:val="24"/>
+        </w:rPr>
+        <w:t xml:space="preserve">問15　</w:t>
+      </w:r>
+      <w:r>
+        <w:rPr>
+          <w:b/>
+          <w:bCs/>
+          <w:sz w:val="24"/>
+          <w:szCs w:val="24"/>
+        </w:rPr>
+        <w:t xml:space="preserve">GitHubでリモートリポジトリに付けられる「origin」という名前について正しいものはどれか。</w:t>
+      </w:r>
+    </w:p>
+    <w:p>
+      <w:pPr>
+        <w:spacing w:after="40"/>
+        <w:ind w:left="400"/>
+      </w:pPr>
+      <w:r>
+        <w:rPr>
+          <w:b w:val="false"/>
+          <w:bCs w:val="false"/>
+          <w:color w:val="000000"/>
+        </w:rPr>
+        <w:t xml:space="preserve">ア：</w:t>
+      </w:r>
+      <w:r>
+        <w:rPr>
+          <w:b w:val="false"/>
+          <w:bCs w:val="false"/>
+          <w:color w:val="000000"/>
+        </w:rPr>
+        <w:t xml:space="preserve">GitHubが必ず強制する固定名である</w:t>
+      </w:r>
+      <w:r>
+        <w:rPr>
+          <w:b/>
+          <w:bCs/>
+          <w:color w:val="16A34A"/>
+        </w:rPr>
+        <w:t xml:space="preserve"/>
+      </w:r>
+    </w:p>
+    <w:p>
+      <w:pPr>
+        <w:spacing w:after="40"/>
+        <w:ind w:left="400"/>
+      </w:pPr>
+      <w:r>
+        <w:rPr>
+          <w:b/>
+          <w:bCs/>
+          <w:color w:val="16A34A"/>
+        </w:rPr>
+        <w:t xml:space="preserve">イ：</w:t>
+      </w:r>
+      <w:r>
+        <w:rPr>
+          <w:b/>
+          <w:bCs/>
+          <w:color w:val="16A34A"/>
+        </w:rPr>
+        <w:t xml:space="preserve">最初のリモートによく使われる慣例的な名前で、変更もできる</w:t>
+      </w:r>
+      <w:r>
+        <w:rPr>
+          <w:b/>
+          <w:bCs/>
+          <w:color w:val="16A34A"/>
+        </w:rPr>
+        <w:t xml:space="preserve">　【正解】</w:t>
+      </w:r>
+    </w:p>
+    <w:p>
+      <w:pPr>
+        <w:spacing w:after="40"/>
+        <w:ind w:left="400"/>
+      </w:pPr>
+      <w:r>
+        <w:rPr>
+          <w:b w:val="false"/>
+          <w:bCs w:val="false"/>
+          <w:color w:val="000000"/>
+        </w:rPr>
+        <w:t xml:space="preserve">ウ：</w:t>
+      </w:r>
+      <w:r>
+        <w:rPr>
+          <w:b w:val="false"/>
+          <w:bCs w:val="false"/>
+          <w:color w:val="000000"/>
+        </w:rPr>
+        <w:t xml:space="preserve">デフォルトブランチの別名である</w:t>
+      </w:r>
+      <w:r>
+        <w:rPr>
+          <w:b/>
+          <w:bCs/>
+          <w:color w:val="16A34A"/>
+        </w:rPr>
+        <w:t xml:space="preserve"/>
+      </w:r>
+    </w:p>
+    <w:p>
+      <w:pPr>
+        <w:spacing w:after="40"/>
+        <w:ind w:left="400"/>
+      </w:pPr>
+      <w:r>
+        <w:rPr>
+          <w:b w:val="false"/>
+          <w:bCs w:val="false"/>
+          <w:color w:val="000000"/>
+        </w:rPr>
+        <w:t xml:space="preserve">エ：</w:t>
+      </w:r>
+      <w:r>
+        <w:rPr>
+          <w:b w:val="false"/>
+          <w:bCs w:val="false"/>
+          <w:color w:val="000000"/>
+        </w:rPr>
+        <w:t xml:space="preserve">GitHubのユーザー名を表す</w:t>
+      </w:r>
+      <w:r>
+        <w:rPr>
+          <w:b/>
+          <w:bCs/>
+          <w:color w:val="16A34A"/>
+        </w:rPr>
+        <w:t xml:space="preserve"/>
+      </w:r>
+    </w:p>
+    <w:p>
+      <w:pPr>
+        <w:shd w:fill="F1F5F9" w:val="clear"/>
+        <w:spacing w:after="240" w:before="100"/>
+        <w:ind w:left="400"/>
+      </w:pPr>
+      <w:r>
+        <w:rPr>
+          <w:b/>
+          <w:bCs/>
+          <w:color w:val="475569"/>
+          <w:sz w:val="20"/>
+          <w:szCs w:val="20"/>
+        </w:rPr>
+        <w:t xml:space="preserve">【解説】</w:t>
+      </w:r>
+      <w:r>
+        <w:rPr>
+          <w:color w:val="334155"/>
+          <w:sz w:val="20"/>
+          <w:szCs w:val="20"/>
+        </w:rPr>
+        <w:t xml:space="preserve">  originは、クローン元など主要なリモートに自動または慣例的に付けられる名前です。予約語ではないため、別の名前を付けたり後から変更したりできます。</w:t>
+      </w:r>
+    </w:p>
+    <w:p>
+      <w:pPr>
+        <w:spacing w:after="120" w:before="300"/>
+      </w:pPr>
+      <w:r>
+        <w:rPr>
+          <w:b/>
+          <w:bCs/>
+          <w:color w:val="2563EB"/>
+          <w:sz w:val="24"/>
+          <w:szCs w:val="24"/>
+        </w:rPr>
+        <w:t xml:space="preserve">問16　</w:t>
+      </w:r>
+      <w:r>
+        <w:rPr>
+          <w:b/>
+          <w:bCs/>
+          <w:sz w:val="24"/>
+          <w:szCs w:val="24"/>
+        </w:rPr>
+        <w:t xml:space="preserve">GitHub Desktopの説明として正しいものはどれか。</w:t>
+      </w:r>
+    </w:p>
+    <w:p>
+      <w:pPr>
+        <w:spacing w:after="40"/>
+        <w:ind w:left="400"/>
+      </w:pPr>
+      <w:r>
+        <w:rPr>
+          <w:b/>
+          <w:bCs/>
+          <w:color w:val="16A34A"/>
+        </w:rPr>
+        <w:t xml:space="preserve">ア：</w:t>
+      </w:r>
+      <w:r>
+        <w:rPr>
+          <w:b/>
+          <w:bCs/>
+          <w:color w:val="16A34A"/>
+        </w:rPr>
+        <w:t xml:space="preserve">GitとGitHubの操作を画面上で行いやすくするGUIアプリ</w:t>
+      </w:r>
+      <w:r>
+        <w:rPr>
+          <w:b/>
+          <w:bCs/>
+          <w:color w:val="16A34A"/>
+        </w:rPr>
+        <w:t xml:space="preserve">　【正解】</w:t>
+      </w:r>
+    </w:p>
+    <w:p>
+      <w:pPr>
+        <w:spacing w:after="40"/>
+        <w:ind w:left="400"/>
+      </w:pPr>
+      <w:r>
+        <w:rPr>
+          <w:b w:val="false"/>
+          <w:bCs w:val="false"/>
+          <w:color w:val="000000"/>
+        </w:rPr>
+        <w:t xml:space="preserve">イ：</w:t>
+      </w:r>
+      <w:r>
+        <w:rPr>
+          <w:b w:val="false"/>
+          <w:bCs w:val="false"/>
+          <w:color w:val="000000"/>
+        </w:rPr>
+        <w:t xml:space="preserve">GitHub上の動画を編集するアプリ</w:t>
+      </w:r>
+      <w:r>
+        <w:rPr>
+          <w:b/>
+          <w:bCs/>
+          <w:color w:val="16A34A"/>
+        </w:rPr>
+        <w:t xml:space="preserve"/>
+      </w:r>
+    </w:p>
+    <w:p>
+      <w:pPr>
+        <w:spacing w:after="40"/>
+        <w:ind w:left="400"/>
+      </w:pPr>
+      <w:r>
+        <w:rPr>
+          <w:b w:val="false"/>
+          <w:bCs w:val="false"/>
+          <w:color w:val="000000"/>
+        </w:rPr>
+        <w:t xml:space="preserve">ウ：</w:t>
+      </w:r>
+      <w:r>
+        <w:rPr>
+          <w:b w:val="false"/>
+          <w:bCs w:val="false"/>
+          <w:color w:val="000000"/>
+        </w:rPr>
+        <w:t xml:space="preserve">Gitを使わずにコードを実行するアプリ</w:t>
+      </w:r>
+      <w:r>
+        <w:rPr>
+          <w:b/>
+          <w:bCs/>
+          <w:color w:val="16A34A"/>
+        </w:rPr>
+        <w:t xml:space="preserve"/>
+      </w:r>
+    </w:p>
+    <w:p>
+      <w:pPr>
+        <w:spacing w:after="40"/>
+        <w:ind w:left="400"/>
+      </w:pPr>
+      <w:r>
+        <w:rPr>
+          <w:b w:val="false"/>
+          <w:bCs w:val="false"/>
+          <w:color w:val="000000"/>
+        </w:rPr>
+        <w:t xml:space="preserve">エ：</w:t>
+      </w:r>
+      <w:r>
+        <w:rPr>
+          <w:b w:val="false"/>
+          <w:bCs w:val="false"/>
+          <w:color w:val="000000"/>
+        </w:rPr>
+        <w:t xml:space="preserve">GitHubの料金を管理するアプリ</w:t>
+      </w:r>
+      <w:r>
+        <w:rPr>
+          <w:b/>
+          <w:bCs/>
+          <w:color w:val="16A34A"/>
+        </w:rPr>
+        <w:t xml:space="preserve"/>
+      </w:r>
+    </w:p>
+    <w:p>
+      <w:pPr>
+        <w:shd w:fill="F1F5F9" w:val="clear"/>
+        <w:spacing w:after="240" w:before="100"/>
+        <w:ind w:left="400"/>
+      </w:pPr>
+      <w:r>
+        <w:rPr>
+          <w:b/>
+          <w:bCs/>
+          <w:color w:val="475569"/>
+          <w:sz w:val="20"/>
+          <w:szCs w:val="20"/>
+        </w:rPr>
+        <w:t xml:space="preserve">【解説】</w:t>
+      </w:r>
+      <w:r>
+        <w:rPr>
+          <w:color w:val="334155"/>
+          <w:sz w:val="20"/>
+          <w:szCs w:val="20"/>
+        </w:rPr>
+        <w:t xml:space="preserve">  GitHub Desktopは、コミット、ブランチ、プッシュ、Pull Requestなどの操作を、コマンドラインではなく画面上で行いやすくするデスクトップアプリです。</w:t>
+      </w:r>
+    </w:p>
+    <w:p>
+      <w:pPr>
+        <w:spacing w:after="120" w:before="300"/>
+      </w:pPr>
+      <w:r>
+        <w:rPr>
+          <w:b/>
+          <w:bCs/>
+          <w:color w:val="2563EB"/>
+          <w:sz w:val="24"/>
+          <w:szCs w:val="24"/>
+        </w:rPr>
+        <w:t xml:space="preserve">問17　</w:t>
+      </w:r>
+      <w:r>
+        <w:rPr>
+          <w:b/>
+          <w:bCs/>
+          <w:sz w:val="24"/>
+          <w:szCs w:val="24"/>
+        </w:rPr>
+        <w:t xml:space="preserve">GitHubのPrivateリポジトリについて正しい説明はどれか。</w:t>
+      </w:r>
+    </w:p>
+    <w:p>
+      <w:pPr>
+        <w:spacing w:after="40"/>
+        <w:ind w:left="400"/>
+      </w:pPr>
+      <w:r>
+        <w:rPr>
+          <w:b w:val="false"/>
+          <w:bCs w:val="false"/>
+          <w:color w:val="000000"/>
+        </w:rPr>
+        <w:t xml:space="preserve">ア：</w:t>
+      </w:r>
+      <w:r>
+        <w:rPr>
+          <w:b w:val="false"/>
+          <w:bCs w:val="false"/>
+          <w:color w:val="000000"/>
+        </w:rPr>
+        <w:t xml:space="preserve">インターネット上の誰でも閲覧できる</w:t>
+      </w:r>
+      <w:r>
+        <w:rPr>
+          <w:b/>
+          <w:bCs/>
+          <w:color w:val="16A34A"/>
+        </w:rPr>
+        <w:t xml:space="preserve"/>
+      </w:r>
+    </w:p>
+    <w:p>
+      <w:pPr>
+        <w:spacing w:after="40"/>
+        <w:ind w:left="400"/>
+      </w:pPr>
+      <w:r>
+        <w:rPr>
+          <w:b/>
+          <w:bCs/>
+          <w:color w:val="16A34A"/>
+        </w:rPr>
+        <w:t xml:space="preserve">イ：</w:t>
+      </w:r>
+      <w:r>
+        <w:rPr>
+          <w:b/>
+          <w:bCs/>
+          <w:color w:val="16A34A"/>
+        </w:rPr>
+        <w:t xml:space="preserve">所有者と許可された利用者だけが閲覧・操作できる</w:t>
+      </w:r>
+      <w:r>
+        <w:rPr>
+          <w:b/>
+          <w:bCs/>
+          <w:color w:val="16A34A"/>
+        </w:rPr>
+        <w:t xml:space="preserve">　【正解】</w:t>
+      </w:r>
+    </w:p>
+    <w:p>
+      <w:pPr>
+        <w:spacing w:after="40"/>
+        <w:ind w:left="400"/>
+      </w:pPr>
+      <w:r>
+        <w:rPr>
+          <w:b w:val="false"/>
+          <w:bCs w:val="false"/>
+          <w:color w:val="000000"/>
+        </w:rPr>
+        <w:t xml:space="preserve">ウ：</w:t>
+      </w:r>
+      <w:r>
+        <w:rPr>
+          <w:b w:val="false"/>
+          <w:bCs w:val="false"/>
+          <w:color w:val="000000"/>
+        </w:rPr>
+        <w:t xml:space="preserve">Gitの履歴を保存できない</w:t>
+      </w:r>
+      <w:r>
+        <w:rPr>
+          <w:b/>
+          <w:bCs/>
+          <w:color w:val="16A34A"/>
+        </w:rPr>
+        <w:t xml:space="preserve"/>
+      </w:r>
+    </w:p>
+    <w:p>
+      <w:pPr>
+        <w:spacing w:after="40"/>
+        <w:ind w:left="400"/>
+      </w:pPr>
+      <w:r>
+        <w:rPr>
+          <w:b w:val="false"/>
+          <w:bCs w:val="false"/>
+          <w:color w:val="000000"/>
+        </w:rPr>
+        <w:t xml:space="preserve">エ：</w:t>
+      </w:r>
+      <w:r>
+        <w:rPr>
+          <w:b w:val="false"/>
+          <w:bCs w:val="false"/>
+          <w:color w:val="000000"/>
+        </w:rPr>
+        <w:t xml:space="preserve">作成すると自動的にPublicになる</w:t>
+      </w:r>
+      <w:r>
+        <w:rPr>
+          <w:b/>
+          <w:bCs/>
+          <w:color w:val="16A34A"/>
+        </w:rPr>
+        <w:t xml:space="preserve"/>
+      </w:r>
+    </w:p>
+    <w:p>
+      <w:pPr>
+        <w:shd w:fill="F1F5F9" w:val="clear"/>
+        <w:spacing w:after="240" w:before="100"/>
+        <w:ind w:left="400"/>
+      </w:pPr>
+      <w:r>
+        <w:rPr>
+          <w:b/>
+          <w:bCs/>
+          <w:color w:val="475569"/>
+          <w:sz w:val="20"/>
+          <w:szCs w:val="20"/>
+        </w:rPr>
+        <w:t xml:space="preserve">【解説】</w:t>
+      </w:r>
+      <w:r>
+        <w:rPr>
+          <w:color w:val="334155"/>
+          <w:sz w:val="20"/>
+          <w:szCs w:val="20"/>
+        </w:rPr>
+        <w:t xml:space="preserve">  Privateリポジトリは、所有者や招待・許可された利用者など、アクセス権を持つ人だけが閲覧・操作できます。ただし、権限設定や機密情報の扱いには引き続き注意が必要です。</w:t>
+      </w:r>
+    </w:p>
+    <w:p>
+      <w:pPr>
+        <w:spacing w:after="120" w:before="300"/>
+      </w:pPr>
+      <w:r>
+        <w:rPr>
+          <w:b/>
+          <w:bCs/>
+          <w:color w:val="2563EB"/>
+          <w:sz w:val="24"/>
+          <w:szCs w:val="24"/>
+        </w:rPr>
+        <w:t xml:space="preserve">問18　</w:t>
+      </w:r>
+      <w:r>
+        <w:rPr>
+          <w:b/>
+          <w:bCs/>
+          <w:sz w:val="24"/>
+          <w:szCs w:val="24"/>
+        </w:rPr>
+        <w:t xml:space="preserve">Gitが基本的に管理する対象として最も適切なものはどれか。</w:t>
+      </w:r>
+    </w:p>
+    <w:p>
+      <w:pPr>
+        <w:spacing w:after="40"/>
+        <w:ind w:left="400"/>
+      </w:pPr>
+      <w:r>
+        <w:rPr>
+          <w:b/>
+          <w:bCs/>
+          <w:color w:val="16A34A"/>
+        </w:rPr>
+        <w:t xml:space="preserve">ア：</w:t>
+      </w:r>
+      <w:r>
+        <w:rPr>
+          <w:b/>
+          <w:bCs/>
+          <w:color w:val="16A34A"/>
+        </w:rPr>
+        <w:t xml:space="preserve">ファイルの内容とその変更履歴</w:t>
+      </w:r>
+      <w:r>
+        <w:rPr>
+          <w:b/>
+          <w:bCs/>
+          <w:color w:val="16A34A"/>
+        </w:rPr>
+        <w:t xml:space="preserve">　【正解】</w:t>
+      </w:r>
+    </w:p>
+    <w:p>
+      <w:pPr>
+        <w:spacing w:after="40"/>
+        <w:ind w:left="400"/>
+      </w:pPr>
+      <w:r>
+        <w:rPr>
+          <w:b w:val="false"/>
+          <w:bCs w:val="false"/>
+          <w:color w:val="000000"/>
+        </w:rPr>
+        <w:t xml:space="preserve">イ：</w:t>
+      </w:r>
+      <w:r>
+        <w:rPr>
+          <w:b w:val="false"/>
+          <w:bCs w:val="false"/>
+          <w:color w:val="000000"/>
+        </w:rPr>
+        <w:t xml:space="preserve">PCに接続された機器の一覧</w:t>
+      </w:r>
+      <w:r>
+        <w:rPr>
+          <w:b/>
+          <w:bCs/>
+          <w:color w:val="16A34A"/>
+        </w:rPr>
+        <w:t xml:space="preserve"/>
+      </w:r>
+    </w:p>
+    <w:p>
+      <w:pPr>
+        <w:spacing w:after="40"/>
+        <w:ind w:left="400"/>
+      </w:pPr>
+      <w:r>
+        <w:rPr>
+          <w:b w:val="false"/>
+          <w:bCs w:val="false"/>
+          <w:color w:val="000000"/>
+        </w:rPr>
+        <w:t xml:space="preserve">ウ：</w:t>
+      </w:r>
+      <w:r>
+        <w:rPr>
+          <w:b w:val="false"/>
+          <w:bCs w:val="false"/>
+          <w:color w:val="000000"/>
+        </w:rPr>
+        <w:t xml:space="preserve">GitHubの請求情報</w:t>
+      </w:r>
+      <w:r>
+        <w:rPr>
+          <w:b/>
+          <w:bCs/>
+          <w:color w:val="16A34A"/>
+        </w:rPr>
+        <w:t xml:space="preserve"/>
+      </w:r>
+    </w:p>
+    <w:p>
+      <w:pPr>
+        <w:spacing w:after="40"/>
+        <w:ind w:left="400"/>
+      </w:pPr>
+      <w:r>
+        <w:rPr>
+          <w:b w:val="false"/>
+          <w:bCs w:val="false"/>
+          <w:color w:val="000000"/>
+        </w:rPr>
+        <w:t xml:space="preserve">エ：</w:t>
+      </w:r>
+      <w:r>
+        <w:rPr>
+          <w:b w:val="false"/>
+          <w:bCs w:val="false"/>
+          <w:color w:val="000000"/>
+        </w:rPr>
+        <w:t xml:space="preserve">インターネットの通信履歴</w:t>
+      </w:r>
+      <w:r>
+        <w:rPr>
+          <w:b/>
+          <w:bCs/>
+          <w:color w:val="16A34A"/>
+        </w:rPr>
+        <w:t xml:space="preserve"/>
+      </w:r>
+    </w:p>
+    <w:p>
+      <w:pPr>
+        <w:shd w:fill="F1F5F9" w:val="clear"/>
+        <w:spacing w:after="240" w:before="100"/>
+        <w:ind w:left="400"/>
+      </w:pPr>
+      <w:r>
+        <w:rPr>
+          <w:b/>
+          <w:bCs/>
+          <w:color w:val="475569"/>
+          <w:sz w:val="20"/>
+          <w:szCs w:val="20"/>
+        </w:rPr>
+        <w:t xml:space="preserve">【解説】</w:t>
+      </w:r>
+      <w:r>
+        <w:rPr>
+          <w:color w:val="334155"/>
+          <w:sz w:val="20"/>
+          <w:szCs w:val="20"/>
+        </w:rPr>
+        <w:t xml:space="preserve">  Gitは、リポジトリ内のファイルの状態と変更履歴を管理します。空のフォルダそのものは管理しないため、空フォルダを残したい場合は.gitkeepなどのファイルを置く方法がよく使われます。</w:t>
+      </w:r>
+    </w:p>
+    <w:p>
+      <w:pPr>
+        <w:spacing w:after="120" w:before="300"/>
+      </w:pPr>
+      <w:r>
+        <w:rPr>
+          <w:b/>
+          <w:bCs/>
+          <w:color w:val="2563EB"/>
+          <w:sz w:val="24"/>
+          <w:szCs w:val="24"/>
+        </w:rPr>
+        <w:t xml:space="preserve">問19　</w:t>
+      </w:r>
+      <w:r>
+        <w:rPr>
+          <w:b/>
+          <w:bCs/>
+          <w:sz w:val="24"/>
+          <w:szCs w:val="24"/>
+        </w:rPr>
+        <w:t xml:space="preserve">GitHubに障害が発生したり、インターネット接続が切れたりした場合でもできる操作はどれか。</w:t>
+      </w:r>
+    </w:p>
+    <w:p>
+      <w:pPr>
+        <w:spacing w:after="40"/>
+        <w:ind w:left="400"/>
+      </w:pPr>
+      <w:r>
+        <w:rPr>
+          <w:b/>
+          <w:bCs/>
+          <w:color w:val="16A34A"/>
+        </w:rPr>
+        <w:t xml:space="preserve">ア：</w:t>
+      </w:r>
+      <w:r>
+        <w:rPr>
+          <w:b/>
+          <w:bCs/>
+          <w:color w:val="16A34A"/>
+        </w:rPr>
+        <w:t xml:space="preserve">ローカルリポジトリでコミットする</w:t>
+      </w:r>
+      <w:r>
+        <w:rPr>
+          <w:b/>
+          <w:bCs/>
+          <w:color w:val="16A34A"/>
+        </w:rPr>
+        <w:t xml:space="preserve">　【正解】</w:t>
+      </w:r>
+    </w:p>
+    <w:p>
+      <w:pPr>
+        <w:spacing w:after="40"/>
+        <w:ind w:left="400"/>
+      </w:pPr>
+      <w:r>
+        <w:rPr>
+          <w:b w:val="false"/>
+          <w:bCs w:val="false"/>
+          <w:color w:val="000000"/>
+        </w:rPr>
+        <w:t xml:space="preserve">イ：</w:t>
+      </w:r>
+      <w:r>
+        <w:rPr>
+          <w:b w:val="false"/>
+          <w:bCs w:val="false"/>
+          <w:color w:val="000000"/>
+        </w:rPr>
+        <w:t xml:space="preserve">GitHubへプッシュする</w:t>
+      </w:r>
+      <w:r>
+        <w:rPr>
+          <w:b/>
+          <w:bCs/>
+          <w:color w:val="16A34A"/>
+        </w:rPr>
+        <w:t xml:space="preserve"/>
+      </w:r>
+    </w:p>
+    <w:p>
+      <w:pPr>
+        <w:spacing w:after="40"/>
+        <w:ind w:left="400"/>
+      </w:pPr>
+      <w:r>
+        <w:rPr>
+          <w:b w:val="false"/>
+          <w:bCs w:val="false"/>
+          <w:color w:val="000000"/>
+        </w:rPr>
+        <w:t xml:space="preserve">ウ：</w:t>
+      </w:r>
+      <w:r>
+        <w:rPr>
+          <w:b w:val="false"/>
+          <w:bCs w:val="false"/>
+          <w:color w:val="000000"/>
+        </w:rPr>
+        <w:t xml:space="preserve">GitHub上でPull Requestを作成する</w:t>
+      </w:r>
+      <w:r>
+        <w:rPr>
+          <w:b/>
+          <w:bCs/>
+          <w:color w:val="16A34A"/>
+        </w:rPr>
+        <w:t xml:space="preserve"/>
+      </w:r>
+    </w:p>
+    <w:p>
+      <w:pPr>
+        <w:spacing w:after="40"/>
+        <w:ind w:left="400"/>
+      </w:pPr>
+      <w:r>
+        <w:rPr>
+          <w:b w:val="false"/>
+          <w:bCs w:val="false"/>
+          <w:color w:val="000000"/>
+        </w:rPr>
+        <w:t xml:space="preserve">エ：</w:t>
+      </w:r>
+      <w:r>
+        <w:rPr>
+          <w:b w:val="false"/>
+          <w:bCs w:val="false"/>
+          <w:color w:val="000000"/>
+        </w:rPr>
+        <w:t xml:space="preserve">GitHub上のIssueにコメントする</w:t>
+      </w:r>
+      <w:r>
+        <w:rPr>
+          <w:b/>
+          <w:bCs/>
+          <w:color w:val="16A34A"/>
+        </w:rPr>
+        <w:t xml:space="preserve"/>
+      </w:r>
+    </w:p>
+    <w:p>
+      <w:pPr>
+        <w:shd w:fill="F1F5F9" w:val="clear"/>
+        <w:spacing w:after="240" w:before="100"/>
+        <w:ind w:left="400"/>
+      </w:pPr>
+      <w:r>
+        <w:rPr>
+          <w:b/>
+          <w:bCs/>
+          <w:color w:val="475569"/>
+          <w:sz w:val="20"/>
+          <w:szCs w:val="20"/>
+        </w:rPr>
+        <w:t xml:space="preserve">【解説】</w:t>
+      </w:r>
+      <w:r>
+        <w:rPr>
+          <w:color w:val="334155"/>
+          <w:sz w:val="20"/>
+          <w:szCs w:val="20"/>
+        </w:rPr>
+        <w:t xml:space="preserve">  ローカルリポジトリでの変更、ステージング、コミット、履歴確認などはインターネットなしでも行えます。GitHubとの送受信やGitHub上の機能には接続が必要です。</w:t>
+      </w:r>
+    </w:p>
+    <w:p>
+      <w:pPr>
+        <w:spacing w:after="120" w:before="300"/>
+      </w:pPr>
+      <w:r>
+        <w:rPr>
+          <w:b/>
+          <w:bCs/>
+          <w:color w:val="2563EB"/>
+          <w:sz w:val="24"/>
+          <w:szCs w:val="24"/>
+        </w:rPr>
+        <w:t xml:space="preserve">問20　</w:t>
+      </w:r>
+      <w:r>
+        <w:rPr>
+          <w:b/>
+          <w:bCs/>
+          <w:sz w:val="24"/>
+          <w:szCs w:val="24"/>
+        </w:rPr>
+        <w:t xml:space="preserve">GitとGitHubを組み合わせて使う利点として最も適切なものはどれか。</w:t>
+      </w:r>
+    </w:p>
+    <w:p>
+      <w:pPr>
+        <w:spacing w:after="40"/>
+        <w:ind w:left="400"/>
+      </w:pPr>
+      <w:r>
+        <w:rPr>
+          <w:b/>
+          <w:bCs/>
+          <w:color w:val="16A34A"/>
+        </w:rPr>
+        <w:t xml:space="preserve">ア：</w:t>
+      </w:r>
+      <w:r>
+        <w:rPr>
+          <w:b/>
+          <w:bCs/>
+          <w:color w:val="16A34A"/>
+        </w:rPr>
+        <w:t xml:space="preserve">ローカルで履歴管理しながら、オンラインで共有・レビューできる</w:t>
+      </w:r>
+      <w:r>
+        <w:rPr>
+          <w:b/>
+          <w:bCs/>
+          <w:color w:val="16A34A"/>
+        </w:rPr>
+        <w:t xml:space="preserve">　【正解】</w:t>
+      </w:r>
+    </w:p>
+    <w:p>
+      <w:pPr>
+        <w:spacing w:after="40"/>
+        <w:ind w:left="400"/>
+      </w:pPr>
+      <w:r>
+        <w:rPr>
+          <w:b w:val="false"/>
+          <w:bCs w:val="false"/>
+          <w:color w:val="000000"/>
+        </w:rPr>
+        <w:t xml:space="preserve">イ：</w:t>
+      </w:r>
+      <w:r>
+        <w:rPr>
+          <w:b w:val="false"/>
+          <w:bCs w:val="false"/>
+          <w:color w:val="000000"/>
+        </w:rPr>
+        <w:t xml:space="preserve">コミットしなくてもすべての変更が自動公開される</w:t>
+      </w:r>
+      <w:r>
+        <w:rPr>
+          <w:b/>
+          <w:bCs/>
+          <w:color w:val="16A34A"/>
+        </w:rPr>
+        <w:t xml:space="preserve"/>
+      </w:r>
+    </w:p>
+    <w:p>
+      <w:pPr>
+        <w:spacing w:after="40"/>
+        <w:ind w:left="400"/>
+      </w:pPr>
+      <w:r>
+        <w:rPr>
+          <w:b w:val="false"/>
+          <w:bCs w:val="false"/>
+          <w:color w:val="000000"/>
+        </w:rPr>
+        <w:t xml:space="preserve">ウ：</w:t>
+      </w:r>
+      <w:r>
+        <w:rPr>
+          <w:b w:val="false"/>
+          <w:bCs w:val="false"/>
+          <w:color w:val="000000"/>
+        </w:rPr>
+        <w:t xml:space="preserve">GitHubがすべてのコードの正しさを保証する</w:t>
+      </w:r>
+      <w:r>
+        <w:rPr>
+          <w:b/>
+          <w:bCs/>
+          <w:color w:val="16A34A"/>
+        </w:rPr>
+        <w:t xml:space="preserve"/>
+      </w:r>
+    </w:p>
+    <w:p>
+      <w:pPr>
+        <w:spacing w:after="40"/>
+        <w:ind w:left="400"/>
+      </w:pPr>
+      <w:r>
+        <w:rPr>
+          <w:b w:val="false"/>
+          <w:bCs w:val="false"/>
+          <w:color w:val="000000"/>
+        </w:rPr>
+        <w:t xml:space="preserve">エ：</w:t>
+      </w:r>
+      <w:r>
+        <w:rPr>
+          <w:b w:val="false"/>
+          <w:bCs w:val="false"/>
+          <w:color w:val="000000"/>
+        </w:rPr>
+        <w:t xml:space="preserve">インターネットがなくてもGitHubの画面を操作できる</w:t>
+      </w:r>
+      <w:r>
+        <w:rPr>
+          <w:b/>
+          <w:bCs/>
+          <w:color w:val="16A34A"/>
+        </w:rPr>
+        <w:t xml:space="preserve"/>
+      </w:r>
+    </w:p>
+    <w:p>
+      <w:pPr>
+        <w:shd w:fill="F1F5F9" w:val="clear"/>
+        <w:spacing w:after="240" w:before="100"/>
+        <w:ind w:left="400"/>
+      </w:pPr>
+      <w:r>
+        <w:rPr>
+          <w:b/>
+          <w:bCs/>
+          <w:color w:val="475569"/>
+          <w:sz w:val="20"/>
+          <w:szCs w:val="20"/>
+        </w:rPr>
+        <w:t xml:space="preserve">【解説】</w:t>
+      </w:r>
+      <w:r>
+        <w:rPr>
+          <w:color w:val="334155"/>
+          <w:sz w:val="20"/>
+          <w:szCs w:val="20"/>
+        </w:rPr>
+        <w:t xml:space="preserve">  Gitでローカルの変更履歴を管理し、GitHubでリポジトリの共有、Pull Request、レビュー、Issue管理などを行うことで、個人作業と共同作業を組み合わせられます。</w:t>
+      </w:r>
+    </w:p>
+    <w:p>
       <w:r>
         <w:br w:type="page"/>
       </w:r>
@@ -3468,6 +5158,1696 @@
           <w:szCs w:val="20"/>
         </w:rPr>
         <w:t xml:space="preserve">  GitHubではSettingsタブの「Repository name」欄から名前を変更できます。旧URLから新URLへは自動的にリダイレクトされますが、GitHub PagesやActionsで参照されるURLなど、一部リダイレクトされない例外もあります。</w:t>
+      </w:r>
+    </w:p>
+    <w:p>
+      <w:pPr>
+        <w:spacing w:after="120" w:before="300"/>
+      </w:pPr>
+      <w:r>
+        <w:rPr>
+          <w:b/>
+          <w:bCs/>
+          <w:color w:val="2563EB"/>
+          <w:sz w:val="24"/>
+          <w:szCs w:val="24"/>
+        </w:rPr>
+        <w:t xml:space="preserve">問11　</w:t>
+      </w:r>
+      <w:r>
+        <w:rPr>
+          <w:b/>
+          <w:bCs/>
+          <w:sz w:val="24"/>
+          <w:szCs w:val="24"/>
+        </w:rPr>
+        <w:t xml:space="preserve">登録されているリモートリポジトリの名前とURLを確認するコマンドはどれか。</w:t>
+      </w:r>
+    </w:p>
+    <w:p>
+      <w:pPr>
+        <w:spacing w:after="40"/>
+        <w:ind w:left="400"/>
+      </w:pPr>
+      <w:r>
+        <w:rPr>
+          <w:b/>
+          <w:bCs/>
+          <w:color w:val="16A34A"/>
+        </w:rPr>
+        <w:t xml:space="preserve">ア：</w:t>
+      </w:r>
+      <w:r>
+        <w:rPr>
+          <w:b/>
+          <w:bCs/>
+          <w:color w:val="16A34A"/>
+        </w:rPr>
+        <w:t xml:space="preserve">git remote -v</w:t>
+      </w:r>
+      <w:r>
+        <w:rPr>
+          <w:b/>
+          <w:bCs/>
+          <w:color w:val="16A34A"/>
+        </w:rPr>
+        <w:t xml:space="preserve">　【正解】</w:t>
+      </w:r>
+    </w:p>
+    <w:p>
+      <w:pPr>
+        <w:spacing w:after="40"/>
+        <w:ind w:left="400"/>
+      </w:pPr>
+      <w:r>
+        <w:rPr>
+          <w:b w:val="false"/>
+          <w:bCs w:val="false"/>
+          <w:color w:val="000000"/>
+        </w:rPr>
+        <w:t xml:space="preserve">イ：</w:t>
+      </w:r>
+      <w:r>
+        <w:rPr>
+          <w:b w:val="false"/>
+          <w:bCs w:val="false"/>
+          <w:color w:val="000000"/>
+        </w:rPr>
+        <w:t xml:space="preserve">git status -v</w:t>
+      </w:r>
+      <w:r>
+        <w:rPr>
+          <w:b/>
+          <w:bCs/>
+          <w:color w:val="16A34A"/>
+        </w:rPr>
+        <w:t xml:space="preserve"/>
+      </w:r>
+    </w:p>
+    <w:p>
+      <w:pPr>
+        <w:spacing w:after="40"/>
+        <w:ind w:left="400"/>
+      </w:pPr>
+      <w:r>
+        <w:rPr>
+          <w:b w:val="false"/>
+          <w:bCs w:val="false"/>
+          <w:color w:val="000000"/>
+        </w:rPr>
+        <w:t xml:space="preserve">ウ：</w:t>
+      </w:r>
+      <w:r>
+        <w:rPr>
+          <w:b w:val="false"/>
+          <w:bCs w:val="false"/>
+          <w:color w:val="000000"/>
+        </w:rPr>
+        <w:t xml:space="preserve">git branch -v</w:t>
+      </w:r>
+      <w:r>
+        <w:rPr>
+          <w:b/>
+          <w:bCs/>
+          <w:color w:val="16A34A"/>
+        </w:rPr>
+        <w:t xml:space="preserve"/>
+      </w:r>
+    </w:p>
+    <w:p>
+      <w:pPr>
+        <w:spacing w:after="40"/>
+        <w:ind w:left="400"/>
+      </w:pPr>
+      <w:r>
+        <w:rPr>
+          <w:b w:val="false"/>
+          <w:bCs w:val="false"/>
+          <w:color w:val="000000"/>
+        </w:rPr>
+        <w:t xml:space="preserve">エ：</w:t>
+      </w:r>
+      <w:r>
+        <w:rPr>
+          <w:b w:val="false"/>
+          <w:bCs w:val="false"/>
+          <w:color w:val="000000"/>
+        </w:rPr>
+        <w:t xml:space="preserve">git init -v</w:t>
+      </w:r>
+      <w:r>
+        <w:rPr>
+          <w:b/>
+          <w:bCs/>
+          <w:color w:val="16A34A"/>
+        </w:rPr>
+        <w:t xml:space="preserve"/>
+      </w:r>
+    </w:p>
+    <w:p>
+      <w:pPr>
+        <w:shd w:fill="F1F5F9" w:val="clear"/>
+        <w:spacing w:after="240" w:before="100"/>
+        <w:ind w:left="400"/>
+      </w:pPr>
+      <w:r>
+        <w:rPr>
+          <w:b/>
+          <w:bCs/>
+          <w:color w:val="475569"/>
+          <w:sz w:val="20"/>
+          <w:szCs w:val="20"/>
+        </w:rPr>
+        <w:t xml:space="preserve">【解説】</w:t>
+      </w:r>
+      <w:r>
+        <w:rPr>
+          <w:color w:val="334155"/>
+          <w:sz w:val="20"/>
+          <w:szCs w:val="20"/>
+        </w:rPr>
+        <w:t xml:space="preserve">  git remote -vを実行すると、originなどのリモート名と、取得（fetch）・送信（push）に使われるURLを確認できます。</w:t>
+      </w:r>
+    </w:p>
+    <w:p>
+      <w:pPr>
+        <w:spacing w:after="120" w:before="300"/>
+      </w:pPr>
+      <w:r>
+        <w:rPr>
+          <w:b/>
+          <w:bCs/>
+          <w:color w:val="2563EB"/>
+          <w:sz w:val="24"/>
+          <w:szCs w:val="24"/>
+        </w:rPr>
+        <w:t xml:space="preserve">問12　</w:t>
+      </w:r>
+      <w:r>
+        <w:rPr>
+          <w:b/>
+          <w:bCs/>
+          <w:sz w:val="24"/>
+          <w:szCs w:val="24"/>
+        </w:rPr>
+        <w:t xml:space="preserve">git cloneでリポジトリを複製した直後、複製元のリモートには通常どの名前が設定されるか。</w:t>
+      </w:r>
+    </w:p>
+    <w:p>
+      <w:pPr>
+        <w:spacing w:after="40"/>
+        <w:ind w:left="400"/>
+      </w:pPr>
+      <w:r>
+        <w:rPr>
+          <w:b w:val="false"/>
+          <w:bCs w:val="false"/>
+          <w:color w:val="000000"/>
+        </w:rPr>
+        <w:t xml:space="preserve">ア：</w:t>
+      </w:r>
+      <w:r>
+        <w:rPr>
+          <w:b w:val="false"/>
+          <w:bCs w:val="false"/>
+          <w:color w:val="000000"/>
+        </w:rPr>
+        <w:t xml:space="preserve">main</w:t>
+      </w:r>
+      <w:r>
+        <w:rPr>
+          <w:b/>
+          <w:bCs/>
+          <w:color w:val="16A34A"/>
+        </w:rPr>
+        <w:t xml:space="preserve"/>
+      </w:r>
+    </w:p>
+    <w:p>
+      <w:pPr>
+        <w:spacing w:after="40"/>
+        <w:ind w:left="400"/>
+      </w:pPr>
+      <w:r>
+        <w:rPr>
+          <w:b/>
+          <w:bCs/>
+          <w:color w:val="16A34A"/>
+        </w:rPr>
+        <w:t xml:space="preserve">イ：</w:t>
+      </w:r>
+      <w:r>
+        <w:rPr>
+          <w:b/>
+          <w:bCs/>
+          <w:color w:val="16A34A"/>
+        </w:rPr>
+        <w:t xml:space="preserve">origin</w:t>
+      </w:r>
+      <w:r>
+        <w:rPr>
+          <w:b/>
+          <w:bCs/>
+          <w:color w:val="16A34A"/>
+        </w:rPr>
+        <w:t xml:space="preserve">　【正解】</w:t>
+      </w:r>
+    </w:p>
+    <w:p>
+      <w:pPr>
+        <w:spacing w:after="40"/>
+        <w:ind w:left="400"/>
+      </w:pPr>
+      <w:r>
+        <w:rPr>
+          <w:b w:val="false"/>
+          <w:bCs w:val="false"/>
+          <w:color w:val="000000"/>
+        </w:rPr>
+        <w:t xml:space="preserve">ウ：</w:t>
+      </w:r>
+      <w:r>
+        <w:rPr>
+          <w:b w:val="false"/>
+          <w:bCs w:val="false"/>
+          <w:color w:val="000000"/>
+        </w:rPr>
+        <w:t xml:space="preserve">clone</w:t>
+      </w:r>
+      <w:r>
+        <w:rPr>
+          <w:b/>
+          <w:bCs/>
+          <w:color w:val="16A34A"/>
+        </w:rPr>
+        <w:t xml:space="preserve"/>
+      </w:r>
+    </w:p>
+    <w:p>
+      <w:pPr>
+        <w:spacing w:after="40"/>
+        <w:ind w:left="400"/>
+      </w:pPr>
+      <w:r>
+        <w:rPr>
+          <w:b w:val="false"/>
+          <w:bCs w:val="false"/>
+          <w:color w:val="000000"/>
+        </w:rPr>
+        <w:t xml:space="preserve">エ：</w:t>
+      </w:r>
+      <w:r>
+        <w:rPr>
+          <w:b w:val="false"/>
+          <w:bCs w:val="false"/>
+          <w:color w:val="000000"/>
+        </w:rPr>
+        <w:t xml:space="preserve">remote</w:t>
+      </w:r>
+      <w:r>
+        <w:rPr>
+          <w:b/>
+          <w:bCs/>
+          <w:color w:val="16A34A"/>
+        </w:rPr>
+        <w:t xml:space="preserve"/>
+      </w:r>
+    </w:p>
+    <w:p>
+      <w:pPr>
+        <w:shd w:fill="F1F5F9" w:val="clear"/>
+        <w:spacing w:after="240" w:before="100"/>
+        <w:ind w:left="400"/>
+      </w:pPr>
+      <w:r>
+        <w:rPr>
+          <w:b/>
+          <w:bCs/>
+          <w:color w:val="475569"/>
+          <w:sz w:val="20"/>
+          <w:szCs w:val="20"/>
+        </w:rPr>
+        <w:t xml:space="preserve">【解説】</w:t>
+      </w:r>
+      <w:r>
+        <w:rPr>
+          <w:color w:val="334155"/>
+          <w:sz w:val="20"/>
+          <w:szCs w:val="20"/>
+        </w:rPr>
+        <w:t xml:space="preserve">  git cloneを実行すると、複製元のURLが通常はoriginという名前のリモートとして自動登録されます。originは慣例的な名前であり、後から変更できます。</w:t>
+      </w:r>
+    </w:p>
+    <w:p>
+      <w:pPr>
+        <w:spacing w:after="120" w:before="300"/>
+      </w:pPr>
+      <w:r>
+        <w:rPr>
+          <w:b/>
+          <w:bCs/>
+          <w:color w:val="2563EB"/>
+          <w:sz w:val="24"/>
+          <w:szCs w:val="24"/>
+        </w:rPr>
+        <w:t xml:space="preserve">問13　</w:t>
+      </w:r>
+      <w:r>
+        <w:rPr>
+          <w:b/>
+          <w:bCs/>
+          <w:sz w:val="24"/>
+          <w:szCs w:val="24"/>
+        </w:rPr>
+        <w:t xml:space="preserve">登録済みのoriginのURLを新しいURLに変更するコマンドはどれか。</w:t>
+      </w:r>
+    </w:p>
+    <w:p>
+      <w:pPr>
+        <w:spacing w:after="40"/>
+        <w:ind w:left="400"/>
+      </w:pPr>
+      <w:r>
+        <w:rPr>
+          <w:b/>
+          <w:bCs/>
+          <w:color w:val="16A34A"/>
+        </w:rPr>
+        <w:t xml:space="preserve">ア：</w:t>
+      </w:r>
+      <w:r>
+        <w:rPr>
+          <w:b/>
+          <w:bCs/>
+          <w:color w:val="16A34A"/>
+        </w:rPr>
+        <w:t xml:space="preserve">git remote set-url origin &lt;新しいURL&gt;</w:t>
+      </w:r>
+      <w:r>
+        <w:rPr>
+          <w:b/>
+          <w:bCs/>
+          <w:color w:val="16A34A"/>
+        </w:rPr>
+        <w:t xml:space="preserve">　【正解】</w:t>
+      </w:r>
+    </w:p>
+    <w:p>
+      <w:pPr>
+        <w:spacing w:after="40"/>
+        <w:ind w:left="400"/>
+      </w:pPr>
+      <w:r>
+        <w:rPr>
+          <w:b w:val="false"/>
+          <w:bCs w:val="false"/>
+          <w:color w:val="000000"/>
+        </w:rPr>
+        <w:t xml:space="preserve">イ：</w:t>
+      </w:r>
+      <w:r>
+        <w:rPr>
+          <w:b w:val="false"/>
+          <w:bCs w:val="false"/>
+          <w:color w:val="000000"/>
+        </w:rPr>
+        <w:t xml:space="preserve">git remote add origin &lt;新しいURL&gt;</w:t>
+      </w:r>
+      <w:r>
+        <w:rPr>
+          <w:b/>
+          <w:bCs/>
+          <w:color w:val="16A34A"/>
+        </w:rPr>
+        <w:t xml:space="preserve"/>
+      </w:r>
+    </w:p>
+    <w:p>
+      <w:pPr>
+        <w:spacing w:after="40"/>
+        <w:ind w:left="400"/>
+      </w:pPr>
+      <w:r>
+        <w:rPr>
+          <w:b w:val="false"/>
+          <w:bCs w:val="false"/>
+          <w:color w:val="000000"/>
+        </w:rPr>
+        <w:t xml:space="preserve">ウ：</w:t>
+      </w:r>
+      <w:r>
+        <w:rPr>
+          <w:b w:val="false"/>
+          <w:bCs w:val="false"/>
+          <w:color w:val="000000"/>
+        </w:rPr>
+        <w:t xml:space="preserve">git clone origin &lt;新しいURL&gt;</w:t>
+      </w:r>
+      <w:r>
+        <w:rPr>
+          <w:b/>
+          <w:bCs/>
+          <w:color w:val="16A34A"/>
+        </w:rPr>
+        <w:t xml:space="preserve"/>
+      </w:r>
+    </w:p>
+    <w:p>
+      <w:pPr>
+        <w:spacing w:after="40"/>
+        <w:ind w:left="400"/>
+      </w:pPr>
+      <w:r>
+        <w:rPr>
+          <w:b w:val="false"/>
+          <w:bCs w:val="false"/>
+          <w:color w:val="000000"/>
+        </w:rPr>
+        <w:t xml:space="preserve">エ：</w:t>
+      </w:r>
+      <w:r>
+        <w:rPr>
+          <w:b w:val="false"/>
+          <w:bCs w:val="false"/>
+          <w:color w:val="000000"/>
+        </w:rPr>
+        <w:t xml:space="preserve">git status origin &lt;新しいURL&gt;</w:t>
+      </w:r>
+      <w:r>
+        <w:rPr>
+          <w:b/>
+          <w:bCs/>
+          <w:color w:val="16A34A"/>
+        </w:rPr>
+        <w:t xml:space="preserve"/>
+      </w:r>
+    </w:p>
+    <w:p>
+      <w:pPr>
+        <w:shd w:fill="F1F5F9" w:val="clear"/>
+        <w:spacing w:after="240" w:before="100"/>
+        <w:ind w:left="400"/>
+      </w:pPr>
+      <w:r>
+        <w:rPr>
+          <w:b/>
+          <w:bCs/>
+          <w:color w:val="475569"/>
+          <w:sz w:val="20"/>
+          <w:szCs w:val="20"/>
+        </w:rPr>
+        <w:t xml:space="preserve">【解説】</w:t>
+      </w:r>
+      <w:r>
+        <w:rPr>
+          <w:color w:val="334155"/>
+          <w:sz w:val="20"/>
+          <w:szCs w:val="20"/>
+        </w:rPr>
+        <w:t xml:space="preserve">  すでに存在するoriginの接続先を変更する場合は、git remote set-url origin &lt;新しいURL&gt;を使います。git remote addは、新しいリモートを追加するコマンドです。</w:t>
+      </w:r>
+    </w:p>
+    <w:p>
+      <w:pPr>
+        <w:spacing w:after="120" w:before="300"/>
+      </w:pPr>
+      <w:r>
+        <w:rPr>
+          <w:b/>
+          <w:bCs/>
+          <w:color w:val="2563EB"/>
+          <w:sz w:val="24"/>
+          <w:szCs w:val="24"/>
+        </w:rPr>
+        <w:t xml:space="preserve">問14　</w:t>
+      </w:r>
+      <w:r>
+        <w:rPr>
+          <w:b/>
+          <w:bCs/>
+          <w:sz w:val="24"/>
+          <w:szCs w:val="24"/>
+        </w:rPr>
+        <w:t xml:space="preserve">既存のGitリポジトリ内でもう一度git initを実行した場合の説明として正しいものはどれか。</w:t>
+      </w:r>
+    </w:p>
+    <w:p>
+      <w:pPr>
+        <w:spacing w:after="40"/>
+        <w:ind w:left="400"/>
+      </w:pPr>
+      <w:r>
+        <w:rPr>
+          <w:b w:val="false"/>
+          <w:bCs w:val="false"/>
+          <w:color w:val="000000"/>
+        </w:rPr>
+        <w:t xml:space="preserve">ア：</w:t>
+      </w:r>
+      <w:r>
+        <w:rPr>
+          <w:b w:val="false"/>
+          <w:bCs w:val="false"/>
+          <w:color w:val="000000"/>
+        </w:rPr>
+        <w:t xml:space="preserve">既存のコミット履歴が必ずすべて削除される</w:t>
+      </w:r>
+      <w:r>
+        <w:rPr>
+          <w:b/>
+          <w:bCs/>
+          <w:color w:val="16A34A"/>
+        </w:rPr>
+        <w:t xml:space="preserve"/>
+      </w:r>
+    </w:p>
+    <w:p>
+      <w:pPr>
+        <w:spacing w:after="40"/>
+        <w:ind w:left="400"/>
+      </w:pPr>
+      <w:r>
+        <w:rPr>
+          <w:b/>
+          <w:bCs/>
+          <w:color w:val="16A34A"/>
+        </w:rPr>
+        <w:t xml:space="preserve">イ：</w:t>
+      </w:r>
+      <w:r>
+        <w:rPr>
+          <w:b/>
+          <w:bCs/>
+          <w:color w:val="16A34A"/>
+        </w:rPr>
+        <w:t xml:space="preserve">リポジトリが再初期化され、通常は既存の履歴を上書きしない</w:t>
+      </w:r>
+      <w:r>
+        <w:rPr>
+          <w:b/>
+          <w:bCs/>
+          <w:color w:val="16A34A"/>
+        </w:rPr>
+        <w:t xml:space="preserve">　【正解】</w:t>
+      </w:r>
+    </w:p>
+    <w:p>
+      <w:pPr>
+        <w:spacing w:after="40"/>
+        <w:ind w:left="400"/>
+      </w:pPr>
+      <w:r>
+        <w:rPr>
+          <w:b w:val="false"/>
+          <w:bCs w:val="false"/>
+          <w:color w:val="000000"/>
+        </w:rPr>
+        <w:t xml:space="preserve">ウ：</w:t>
+      </w:r>
+      <w:r>
+        <w:rPr>
+          <w:b w:val="false"/>
+          <w:bCs w:val="false"/>
+          <w:color w:val="000000"/>
+        </w:rPr>
+        <w:t xml:space="preserve">GitHub上のリポジトリが削除される</w:t>
+      </w:r>
+      <w:r>
+        <w:rPr>
+          <w:b/>
+          <w:bCs/>
+          <w:color w:val="16A34A"/>
+        </w:rPr>
+        <w:t xml:space="preserve"/>
+      </w:r>
+    </w:p>
+    <w:p>
+      <w:pPr>
+        <w:spacing w:after="40"/>
+        <w:ind w:left="400"/>
+      </w:pPr>
+      <w:r>
+        <w:rPr>
+          <w:b w:val="false"/>
+          <w:bCs w:val="false"/>
+          <w:color w:val="000000"/>
+        </w:rPr>
+        <w:t xml:space="preserve">エ：</w:t>
+      </w:r>
+      <w:r>
+        <w:rPr>
+          <w:b w:val="false"/>
+          <w:bCs w:val="false"/>
+          <w:color w:val="000000"/>
+        </w:rPr>
+        <w:t xml:space="preserve">すべてのファイルが自動でコミットされる</w:t>
+      </w:r>
+      <w:r>
+        <w:rPr>
+          <w:b/>
+          <w:bCs/>
+          <w:color w:val="16A34A"/>
+        </w:rPr>
+        <w:t xml:space="preserve"/>
+      </w:r>
+    </w:p>
+    <w:p>
+      <w:pPr>
+        <w:shd w:fill="F1F5F9" w:val="clear"/>
+        <w:spacing w:after="240" w:before="100"/>
+        <w:ind w:left="400"/>
+      </w:pPr>
+      <w:r>
+        <w:rPr>
+          <w:b/>
+          <w:bCs/>
+          <w:color w:val="475569"/>
+          <w:sz w:val="20"/>
+          <w:szCs w:val="20"/>
+        </w:rPr>
+        <w:t xml:space="preserve">【解説】</w:t>
+      </w:r>
+      <w:r>
+        <w:rPr>
+          <w:color w:val="334155"/>
+          <w:sz w:val="20"/>
+          <w:szCs w:val="20"/>
+        </w:rPr>
+        <w:t xml:space="preserve">  既存リポジトリでgit initを実行すると再初期化されますが、通常は既存のコミットやファイルを削除しません。ただし、作業場所を間違えないよう、実行前に現在のフォルダを確認することが大切です。</w:t>
+      </w:r>
+    </w:p>
+    <w:p>
+      <w:pPr>
+        <w:spacing w:after="120" w:before="300"/>
+      </w:pPr>
+      <w:r>
+        <w:rPr>
+          <w:b/>
+          <w:bCs/>
+          <w:color w:val="2563EB"/>
+          <w:sz w:val="24"/>
+          <w:szCs w:val="24"/>
+        </w:rPr>
+        <w:t xml:space="preserve">問15　</w:t>
+      </w:r>
+      <w:r>
+        <w:rPr>
+          <w:b/>
+          <w:bCs/>
+          <w:sz w:val="24"/>
+          <w:szCs w:val="24"/>
+        </w:rPr>
+        <w:t xml:space="preserve">リポジトリ内の「.git」フォルダを削除すると、一般的にどうなるか。</w:t>
+      </w:r>
+    </w:p>
+    <w:p>
+      <w:pPr>
+        <w:spacing w:after="40"/>
+        <w:ind w:left="400"/>
+      </w:pPr>
+      <w:r>
+        <w:rPr>
+          <w:b/>
+          <w:bCs/>
+          <w:color w:val="16A34A"/>
+        </w:rPr>
+        <w:t xml:space="preserve">ア：</w:t>
+      </w:r>
+      <w:r>
+        <w:rPr>
+          <w:b/>
+          <w:bCs/>
+          <w:color w:val="16A34A"/>
+        </w:rPr>
+        <w:t xml:space="preserve">作業ファイルを残したまま、Gitの履歴や設定が失われる</w:t>
+      </w:r>
+      <w:r>
+        <w:rPr>
+          <w:b/>
+          <w:bCs/>
+          <w:color w:val="16A34A"/>
+        </w:rPr>
+        <w:t xml:space="preserve">　【正解】</w:t>
+      </w:r>
+    </w:p>
+    <w:p>
+      <w:pPr>
+        <w:spacing w:after="40"/>
+        <w:ind w:left="400"/>
+      </w:pPr>
+      <w:r>
+        <w:rPr>
+          <w:b w:val="false"/>
+          <w:bCs w:val="false"/>
+          <w:color w:val="000000"/>
+        </w:rPr>
+        <w:t xml:space="preserve">イ：</w:t>
+      </w:r>
+      <w:r>
+        <w:rPr>
+          <w:b w:val="false"/>
+          <w:bCs w:val="false"/>
+          <w:color w:val="000000"/>
+        </w:rPr>
+        <w:t xml:space="preserve">GitHubアカウントが削除される</w:t>
+      </w:r>
+      <w:r>
+        <w:rPr>
+          <w:b/>
+          <w:bCs/>
+          <w:color w:val="16A34A"/>
+        </w:rPr>
+        <w:t xml:space="preserve"/>
+      </w:r>
+    </w:p>
+    <w:p>
+      <w:pPr>
+        <w:spacing w:after="40"/>
+        <w:ind w:left="400"/>
+      </w:pPr>
+      <w:r>
+        <w:rPr>
+          <w:b w:val="false"/>
+          <w:bCs w:val="false"/>
+          <w:color w:val="000000"/>
+        </w:rPr>
+        <w:t xml:space="preserve">ウ：</w:t>
+      </w:r>
+      <w:r>
+        <w:rPr>
+          <w:b w:val="false"/>
+          <w:bCs w:val="false"/>
+          <w:color w:val="000000"/>
+        </w:rPr>
+        <w:t xml:space="preserve">すべての作業ファイルも必ず削除される</w:t>
+      </w:r>
+      <w:r>
+        <w:rPr>
+          <w:b/>
+          <w:bCs/>
+          <w:color w:val="16A34A"/>
+        </w:rPr>
+        <w:t xml:space="preserve"/>
+      </w:r>
+    </w:p>
+    <w:p>
+      <w:pPr>
+        <w:spacing w:after="40"/>
+        <w:ind w:left="400"/>
+      </w:pPr>
+      <w:r>
+        <w:rPr>
+          <w:b w:val="false"/>
+          <w:bCs w:val="false"/>
+          <w:color w:val="000000"/>
+        </w:rPr>
+        <w:t xml:space="preserve">エ：</w:t>
+      </w:r>
+      <w:r>
+        <w:rPr>
+          <w:b w:val="false"/>
+          <w:bCs w:val="false"/>
+          <w:color w:val="000000"/>
+        </w:rPr>
+        <w:t xml:space="preserve">自動的に新しいリポジトリが作成される</w:t>
+      </w:r>
+      <w:r>
+        <w:rPr>
+          <w:b/>
+          <w:bCs/>
+          <w:color w:val="16A34A"/>
+        </w:rPr>
+        <w:t xml:space="preserve"/>
+      </w:r>
+    </w:p>
+    <w:p>
+      <w:pPr>
+        <w:shd w:fill="F1F5F9" w:val="clear"/>
+        <w:spacing w:after="240" w:before="100"/>
+        <w:ind w:left="400"/>
+      </w:pPr>
+      <w:r>
+        <w:rPr>
+          <w:b/>
+          <w:bCs/>
+          <w:color w:val="475569"/>
+          <w:sz w:val="20"/>
+          <w:szCs w:val="20"/>
+        </w:rPr>
+        <w:t xml:space="preserve">【解説】</w:t>
+      </w:r>
+      <w:r>
+        <w:rPr>
+          <w:color w:val="334155"/>
+          <w:sz w:val="20"/>
+          <w:szCs w:val="20"/>
+        </w:rPr>
+        <w:t xml:space="preserve">  「.git」フォルダにはコミット履歴、ブランチ、リモート設定などが保存されています。これを削除すると作業ファイルは残りますが、そのフォルダがGitリポジトリとして認識されなくなります。</w:t>
+      </w:r>
+    </w:p>
+    <w:p>
+      <w:pPr>
+        <w:spacing w:after="120" w:before="300"/>
+      </w:pPr>
+      <w:r>
+        <w:rPr>
+          <w:b/>
+          <w:bCs/>
+          <w:color w:val="2563EB"/>
+          <w:sz w:val="24"/>
+          <w:szCs w:val="24"/>
+        </w:rPr>
+        <w:t xml:space="preserve">問16　</w:t>
+      </w:r>
+      <w:r>
+        <w:rPr>
+          <w:b/>
+          <w:bCs/>
+          <w:sz w:val="24"/>
+          <w:szCs w:val="24"/>
+        </w:rPr>
+        <w:t xml:space="preserve">git statusで「Untracked files」と表示されるファイルはどのような状態か。</w:t>
+      </w:r>
+    </w:p>
+    <w:p>
+      <w:pPr>
+        <w:spacing w:after="40"/>
+        <w:ind w:left="400"/>
+      </w:pPr>
+      <w:r>
+        <w:rPr>
+          <w:b/>
+          <w:bCs/>
+          <w:color w:val="16A34A"/>
+        </w:rPr>
+        <w:t xml:space="preserve">ア：</w:t>
+      </w:r>
+      <w:r>
+        <w:rPr>
+          <w:b/>
+          <w:bCs/>
+          <w:color w:val="16A34A"/>
+        </w:rPr>
+        <w:t xml:space="preserve">Gitがまだ追跡していない新しいファイル</w:t>
+      </w:r>
+      <w:r>
+        <w:rPr>
+          <w:b/>
+          <w:bCs/>
+          <w:color w:val="16A34A"/>
+        </w:rPr>
+        <w:t xml:space="preserve">　【正解】</w:t>
+      </w:r>
+    </w:p>
+    <w:p>
+      <w:pPr>
+        <w:spacing w:after="40"/>
+        <w:ind w:left="400"/>
+      </w:pPr>
+      <w:r>
+        <w:rPr>
+          <w:b w:val="false"/>
+          <w:bCs w:val="false"/>
+          <w:color w:val="000000"/>
+        </w:rPr>
+        <w:t xml:space="preserve">イ：</w:t>
+      </w:r>
+      <w:r>
+        <w:rPr>
+          <w:b w:val="false"/>
+          <w:bCs w:val="false"/>
+          <w:color w:val="000000"/>
+        </w:rPr>
+        <w:t xml:space="preserve">すでにリモートへ送信済みのファイル</w:t>
+      </w:r>
+      <w:r>
+        <w:rPr>
+          <w:b/>
+          <w:bCs/>
+          <w:color w:val="16A34A"/>
+        </w:rPr>
+        <w:t xml:space="preserve"/>
+      </w:r>
+    </w:p>
+    <w:p>
+      <w:pPr>
+        <w:spacing w:after="40"/>
+        <w:ind w:left="400"/>
+      </w:pPr>
+      <w:r>
+        <w:rPr>
+          <w:b w:val="false"/>
+          <w:bCs w:val="false"/>
+          <w:color w:val="000000"/>
+        </w:rPr>
+        <w:t xml:space="preserve">ウ：</w:t>
+      </w:r>
+      <w:r>
+        <w:rPr>
+          <w:b w:val="false"/>
+          <w:bCs w:val="false"/>
+          <w:color w:val="000000"/>
+        </w:rPr>
+        <w:t xml:space="preserve">削除が完了したファイル</w:t>
+      </w:r>
+      <w:r>
+        <w:rPr>
+          <w:b/>
+          <w:bCs/>
+          <w:color w:val="16A34A"/>
+        </w:rPr>
+        <w:t xml:space="preserve"/>
+      </w:r>
+    </w:p>
+    <w:p>
+      <w:pPr>
+        <w:spacing w:after="40"/>
+        <w:ind w:left="400"/>
+      </w:pPr>
+      <w:r>
+        <w:rPr>
+          <w:b w:val="false"/>
+          <w:bCs w:val="false"/>
+          <w:color w:val="000000"/>
+        </w:rPr>
+        <w:t xml:space="preserve">エ：</w:t>
+      </w:r>
+      <w:r>
+        <w:rPr>
+          <w:b w:val="false"/>
+          <w:bCs w:val="false"/>
+          <w:color w:val="000000"/>
+        </w:rPr>
+        <w:t xml:space="preserve">コンフリクトが解決済みのファイル</w:t>
+      </w:r>
+      <w:r>
+        <w:rPr>
+          <w:b/>
+          <w:bCs/>
+          <w:color w:val="16A34A"/>
+        </w:rPr>
+        <w:t xml:space="preserve"/>
+      </w:r>
+    </w:p>
+    <w:p>
+      <w:pPr>
+        <w:shd w:fill="F1F5F9" w:val="clear"/>
+        <w:spacing w:after="240" w:before="100"/>
+        <w:ind w:left="400"/>
+      </w:pPr>
+      <w:r>
+        <w:rPr>
+          <w:b/>
+          <w:bCs/>
+          <w:color w:val="475569"/>
+          <w:sz w:val="20"/>
+          <w:szCs w:val="20"/>
+        </w:rPr>
+        <w:t xml:space="preserve">【解説】</w:t>
+      </w:r>
+      <w:r>
+        <w:rPr>
+          <w:color w:val="334155"/>
+          <w:sz w:val="20"/>
+          <w:szCs w:val="20"/>
+        </w:rPr>
+        <w:t xml:space="preserve">  Untracked filesは、作業フォルダには存在するものの、まだGitの追跡対象として追加されていないファイルです。必要ならgit addでステージングします。</w:t>
+      </w:r>
+    </w:p>
+    <w:p>
+      <w:pPr>
+        <w:spacing w:after="120" w:before="300"/>
+      </w:pPr>
+      <w:r>
+        <w:rPr>
+          <w:b/>
+          <w:bCs/>
+          <w:color w:val="2563EB"/>
+          <w:sz w:val="24"/>
+          <w:szCs w:val="24"/>
+        </w:rPr>
+        <w:t xml:space="preserve">問17　</w:t>
+      </w:r>
+      <w:r>
+        <w:rPr>
+          <w:b/>
+          <w:bCs/>
+          <w:sz w:val="24"/>
+          <w:szCs w:val="24"/>
+        </w:rPr>
+        <w:t xml:space="preserve">すでに追跡中のファイルを、PC上には残したままGitの追跡対象から外すコマンドはどれか。</w:t>
+      </w:r>
+    </w:p>
+    <w:p>
+      <w:pPr>
+        <w:spacing w:after="40"/>
+        <w:ind w:left="400"/>
+      </w:pPr>
+      <w:r>
+        <w:rPr>
+          <w:b/>
+          <w:bCs/>
+          <w:color w:val="16A34A"/>
+        </w:rPr>
+        <w:t xml:space="preserve">ア：</w:t>
+      </w:r>
+      <w:r>
+        <w:rPr>
+          <w:b/>
+          <w:bCs/>
+          <w:color w:val="16A34A"/>
+        </w:rPr>
+        <w:t xml:space="preserve">git rm --cached &lt;ファイル名&gt;</w:t>
+      </w:r>
+      <w:r>
+        <w:rPr>
+          <w:b/>
+          <w:bCs/>
+          <w:color w:val="16A34A"/>
+        </w:rPr>
+        <w:t xml:space="preserve">　【正解】</w:t>
+      </w:r>
+    </w:p>
+    <w:p>
+      <w:pPr>
+        <w:spacing w:after="40"/>
+        <w:ind w:left="400"/>
+      </w:pPr>
+      <w:r>
+        <w:rPr>
+          <w:b w:val="false"/>
+          <w:bCs w:val="false"/>
+          <w:color w:val="000000"/>
+        </w:rPr>
+        <w:t xml:space="preserve">イ：</w:t>
+      </w:r>
+      <w:r>
+        <w:rPr>
+          <w:b w:val="false"/>
+          <w:bCs w:val="false"/>
+          <w:color w:val="000000"/>
+        </w:rPr>
+        <w:t xml:space="preserve">git rm &lt;ファイル名&gt;</w:t>
+      </w:r>
+      <w:r>
+        <w:rPr>
+          <w:b/>
+          <w:bCs/>
+          <w:color w:val="16A34A"/>
+        </w:rPr>
+        <w:t xml:space="preserve"/>
+      </w:r>
+    </w:p>
+    <w:p>
+      <w:pPr>
+        <w:spacing w:after="40"/>
+        <w:ind w:left="400"/>
+      </w:pPr>
+      <w:r>
+        <w:rPr>
+          <w:b w:val="false"/>
+          <w:bCs w:val="false"/>
+          <w:color w:val="000000"/>
+        </w:rPr>
+        <w:t xml:space="preserve">ウ：</w:t>
+      </w:r>
+      <w:r>
+        <w:rPr>
+          <w:b w:val="false"/>
+          <w:bCs w:val="false"/>
+          <w:color w:val="000000"/>
+        </w:rPr>
+        <w:t xml:space="preserve">git delete &lt;ファイル名&gt;</w:t>
+      </w:r>
+      <w:r>
+        <w:rPr>
+          <w:b/>
+          <w:bCs/>
+          <w:color w:val="16A34A"/>
+        </w:rPr>
+        <w:t xml:space="preserve"/>
+      </w:r>
+    </w:p>
+    <w:p>
+      <w:pPr>
+        <w:spacing w:after="40"/>
+        <w:ind w:left="400"/>
+      </w:pPr>
+      <w:r>
+        <w:rPr>
+          <w:b w:val="false"/>
+          <w:bCs w:val="false"/>
+          <w:color w:val="000000"/>
+        </w:rPr>
+        <w:t xml:space="preserve">エ：</w:t>
+      </w:r>
+      <w:r>
+        <w:rPr>
+          <w:b w:val="false"/>
+          <w:bCs w:val="false"/>
+          <w:color w:val="000000"/>
+        </w:rPr>
+        <w:t xml:space="preserve">git clone --remove &lt;ファイル名&gt;</w:t>
+      </w:r>
+      <w:r>
+        <w:rPr>
+          <w:b/>
+          <w:bCs/>
+          <w:color w:val="16A34A"/>
+        </w:rPr>
+        <w:t xml:space="preserve"/>
+      </w:r>
+    </w:p>
+    <w:p>
+      <w:pPr>
+        <w:shd w:fill="F1F5F9" w:val="clear"/>
+        <w:spacing w:after="240" w:before="100"/>
+        <w:ind w:left="400"/>
+      </w:pPr>
+      <w:r>
+        <w:rPr>
+          <w:b/>
+          <w:bCs/>
+          <w:color w:val="475569"/>
+          <w:sz w:val="20"/>
+          <w:szCs w:val="20"/>
+        </w:rPr>
+        <w:t xml:space="preserve">【解説】</w:t>
+      </w:r>
+      <w:r>
+        <w:rPr>
+          <w:color w:val="334155"/>
+          <w:sz w:val="20"/>
+          <w:szCs w:val="20"/>
+        </w:rPr>
+        <w:t xml:space="preserve">  git rm --cached &lt;ファイル名&gt;を使うと、ファイルをPC上に残したままGitの追跡対象から外せます。その後.gitignoreへ追加し、変更をコミットするのが一般的です。</w:t>
+      </w:r>
+    </w:p>
+    <w:p>
+      <w:pPr>
+        <w:spacing w:after="120" w:before="300"/>
+      </w:pPr>
+      <w:r>
+        <w:rPr>
+          <w:b/>
+          <w:bCs/>
+          <w:color w:val="2563EB"/>
+          <w:sz w:val="24"/>
+          <w:szCs w:val="24"/>
+        </w:rPr>
+        <w:t xml:space="preserve">問18　</w:t>
+      </w:r>
+      <w:r>
+        <w:rPr>
+          <w:b/>
+          <w:bCs/>
+          <w:sz w:val="24"/>
+          <w:szCs w:val="24"/>
+        </w:rPr>
+        <w:t xml:space="preserve">.gitignoreファイルで「#」から始まる行は、通常どのように扱われるか。</w:t>
+      </w:r>
+    </w:p>
+    <w:p>
+      <w:pPr>
+        <w:spacing w:after="40"/>
+        <w:ind w:left="400"/>
+      </w:pPr>
+      <w:r>
+        <w:rPr>
+          <w:b/>
+          <w:bCs/>
+          <w:color w:val="16A34A"/>
+        </w:rPr>
+        <w:t xml:space="preserve">ア：</w:t>
+      </w:r>
+      <w:r>
+        <w:rPr>
+          <w:b/>
+          <w:bCs/>
+          <w:color w:val="16A34A"/>
+        </w:rPr>
+        <w:t xml:space="preserve">コメントとして扱われる</w:t>
+      </w:r>
+      <w:r>
+        <w:rPr>
+          <w:b/>
+          <w:bCs/>
+          <w:color w:val="16A34A"/>
+        </w:rPr>
+        <w:t xml:space="preserve">　【正解】</w:t>
+      </w:r>
+    </w:p>
+    <w:p>
+      <w:pPr>
+        <w:spacing w:after="40"/>
+        <w:ind w:left="400"/>
+      </w:pPr>
+      <w:r>
+        <w:rPr>
+          <w:b w:val="false"/>
+          <w:bCs w:val="false"/>
+          <w:color w:val="000000"/>
+        </w:rPr>
+        <w:t xml:space="preserve">イ：</w:t>
+      </w:r>
+      <w:r>
+        <w:rPr>
+          <w:b w:val="false"/>
+          <w:bCs w:val="false"/>
+          <w:color w:val="000000"/>
+        </w:rPr>
+        <w:t xml:space="preserve">すべてのファイルを無視する指定になる</w:t>
+      </w:r>
+      <w:r>
+        <w:rPr>
+          <w:b/>
+          <w:bCs/>
+          <w:color w:val="16A34A"/>
+        </w:rPr>
+        <w:t xml:space="preserve"/>
+      </w:r>
+    </w:p>
+    <w:p>
+      <w:pPr>
+        <w:spacing w:after="40"/>
+        <w:ind w:left="400"/>
+      </w:pPr>
+      <w:r>
+        <w:rPr>
+          <w:b w:val="false"/>
+          <w:bCs w:val="false"/>
+          <w:color w:val="000000"/>
+        </w:rPr>
+        <w:t xml:space="preserve">ウ：</w:t>
+      </w:r>
+      <w:r>
+        <w:rPr>
+          <w:b w:val="false"/>
+          <w:bCs w:val="false"/>
+          <w:color w:val="000000"/>
+        </w:rPr>
+        <w:t xml:space="preserve">リポジトリを削除する命令になる</w:t>
+      </w:r>
+      <w:r>
+        <w:rPr>
+          <w:b/>
+          <w:bCs/>
+          <w:color w:val="16A34A"/>
+        </w:rPr>
+        <w:t xml:space="preserve"/>
+      </w:r>
+    </w:p>
+    <w:p>
+      <w:pPr>
+        <w:spacing w:after="40"/>
+        <w:ind w:left="400"/>
+      </w:pPr>
+      <w:r>
+        <w:rPr>
+          <w:b w:val="false"/>
+          <w:bCs w:val="false"/>
+          <w:color w:val="000000"/>
+        </w:rPr>
+        <w:t xml:space="preserve">エ：</w:t>
+      </w:r>
+      <w:r>
+        <w:rPr>
+          <w:b w:val="false"/>
+          <w:bCs w:val="false"/>
+          <w:color w:val="000000"/>
+        </w:rPr>
+        <w:t xml:space="preserve">パスワードとして扱われる</w:t>
+      </w:r>
+      <w:r>
+        <w:rPr>
+          <w:b/>
+          <w:bCs/>
+          <w:color w:val="16A34A"/>
+        </w:rPr>
+        <w:t xml:space="preserve"/>
+      </w:r>
+    </w:p>
+    <w:p>
+      <w:pPr>
+        <w:shd w:fill="F1F5F9" w:val="clear"/>
+        <w:spacing w:after="240" w:before="100"/>
+        <w:ind w:left="400"/>
+      </w:pPr>
+      <w:r>
+        <w:rPr>
+          <w:b/>
+          <w:bCs/>
+          <w:color w:val="475569"/>
+          <w:sz w:val="20"/>
+          <w:szCs w:val="20"/>
+        </w:rPr>
+        <w:t xml:space="preserve">【解説】</w:t>
+      </w:r>
+      <w:r>
+        <w:rPr>
+          <w:color w:val="334155"/>
+          <w:sz w:val="20"/>
+          <w:szCs w:val="20"/>
+        </w:rPr>
+        <w:t xml:space="preserve">  .gitignoreでは、#から始まる行は通常コメントです。除外理由やパターンの説明を記録するために使えます。ファイル名に#を含める特殊な場合はエスケープが必要です。</w:t>
+      </w:r>
+    </w:p>
+    <w:p>
+      <w:pPr>
+        <w:spacing w:after="120" w:before="300"/>
+      </w:pPr>
+      <w:r>
+        <w:rPr>
+          <w:b/>
+          <w:bCs/>
+          <w:color w:val="2563EB"/>
+          <w:sz w:val="24"/>
+          <w:szCs w:val="24"/>
+        </w:rPr>
+        <w:t xml:space="preserve">問19　</w:t>
+      </w:r>
+      <w:r>
+        <w:rPr>
+          <w:b/>
+          <w:bCs/>
+          <w:sz w:val="24"/>
+          <w:szCs w:val="24"/>
+        </w:rPr>
+        <w:t xml:space="preserve">git clone &lt;URL&gt;で保存先のフォルダ名を指定しなかった場合、通常はどうなるか。</w:t>
+      </w:r>
+    </w:p>
+    <w:p>
+      <w:pPr>
+        <w:spacing w:after="40"/>
+        <w:ind w:left="400"/>
+      </w:pPr>
+      <w:r>
+        <w:rPr>
+          <w:b/>
+          <w:bCs/>
+          <w:color w:val="16A34A"/>
+        </w:rPr>
+        <w:t xml:space="preserve">ア：</w:t>
+      </w:r>
+      <w:r>
+        <w:rPr>
+          <w:b/>
+          <w:bCs/>
+          <w:color w:val="16A34A"/>
+        </w:rPr>
+        <w:t xml:space="preserve">リポジトリ名と同じ名前のフォルダが作成される</w:t>
+      </w:r>
+      <w:r>
+        <w:rPr>
+          <w:b/>
+          <w:bCs/>
+          <w:color w:val="16A34A"/>
+        </w:rPr>
+        <w:t xml:space="preserve">　【正解】</w:t>
+      </w:r>
+    </w:p>
+    <w:p>
+      <w:pPr>
+        <w:spacing w:after="40"/>
+        <w:ind w:left="400"/>
+      </w:pPr>
+      <w:r>
+        <w:rPr>
+          <w:b w:val="false"/>
+          <w:bCs w:val="false"/>
+          <w:color w:val="000000"/>
+        </w:rPr>
+        <w:t xml:space="preserve">イ：</w:t>
+      </w:r>
+      <w:r>
+        <w:rPr>
+          <w:b w:val="false"/>
+          <w:bCs w:val="false"/>
+          <w:color w:val="000000"/>
+        </w:rPr>
+        <w:t xml:space="preserve">必ず「clone」という名前になる</w:t>
+      </w:r>
+      <w:r>
+        <w:rPr>
+          <w:b/>
+          <w:bCs/>
+          <w:color w:val="16A34A"/>
+        </w:rPr>
+        <w:t xml:space="preserve"/>
+      </w:r>
+    </w:p>
+    <w:p>
+      <w:pPr>
+        <w:spacing w:after="40"/>
+        <w:ind w:left="400"/>
+      </w:pPr>
+      <w:r>
+        <w:rPr>
+          <w:b w:val="false"/>
+          <w:bCs w:val="false"/>
+          <w:color w:val="000000"/>
+        </w:rPr>
+        <w:t xml:space="preserve">ウ：</w:t>
+      </w:r>
+      <w:r>
+        <w:rPr>
+          <w:b w:val="false"/>
+          <w:bCs w:val="false"/>
+          <w:color w:val="000000"/>
+        </w:rPr>
+        <w:t xml:space="preserve">デスクトップ全体がリポジトリになる</w:t>
+      </w:r>
+      <w:r>
+        <w:rPr>
+          <w:b/>
+          <w:bCs/>
+          <w:color w:val="16A34A"/>
+        </w:rPr>
+        <w:t xml:space="preserve"/>
+      </w:r>
+    </w:p>
+    <w:p>
+      <w:pPr>
+        <w:spacing w:after="40"/>
+        <w:ind w:left="400"/>
+      </w:pPr>
+      <w:r>
+        <w:rPr>
+          <w:b w:val="false"/>
+          <w:bCs w:val="false"/>
+          <w:color w:val="000000"/>
+        </w:rPr>
+        <w:t xml:space="preserve">エ：</w:t>
+      </w:r>
+      <w:r>
+        <w:rPr>
+          <w:b w:val="false"/>
+          <w:bCs w:val="false"/>
+          <w:color w:val="000000"/>
+        </w:rPr>
+        <w:t xml:space="preserve">フォルダは作成されずファイルだけが散らばる</w:t>
+      </w:r>
+      <w:r>
+        <w:rPr>
+          <w:b/>
+          <w:bCs/>
+          <w:color w:val="16A34A"/>
+        </w:rPr>
+        <w:t xml:space="preserve"/>
+      </w:r>
+    </w:p>
+    <w:p>
+      <w:pPr>
+        <w:shd w:fill="F1F5F9" w:val="clear"/>
+        <w:spacing w:after="240" w:before="100"/>
+        <w:ind w:left="400"/>
+      </w:pPr>
+      <w:r>
+        <w:rPr>
+          <w:b/>
+          <w:bCs/>
+          <w:color w:val="475569"/>
+          <w:sz w:val="20"/>
+          <w:szCs w:val="20"/>
+        </w:rPr>
+        <w:t xml:space="preserve">【解説】</w:t>
+      </w:r>
+      <w:r>
+        <w:rPr>
+          <w:color w:val="334155"/>
+          <w:sz w:val="20"/>
+          <w:szCs w:val="20"/>
+        </w:rPr>
+        <w:t xml:space="preserve">  保存先を指定しないgit cloneでは、通常、リポジトリ名を基にした新しいフォルダが作られ、その中に作業ファイルと.gitフォルダが配置されます。</w:t>
+      </w:r>
+    </w:p>
+    <w:p>
+      <w:pPr>
+        <w:spacing w:after="120" w:before="300"/>
+      </w:pPr>
+      <w:r>
+        <w:rPr>
+          <w:b/>
+          <w:bCs/>
+          <w:color w:val="2563EB"/>
+          <w:sz w:val="24"/>
+          <w:szCs w:val="24"/>
+        </w:rPr>
+        <w:t xml:space="preserve">問20　</w:t>
+      </w:r>
+      <w:r>
+        <w:rPr>
+          <w:b/>
+          <w:bCs/>
+          <w:sz w:val="24"/>
+          <w:szCs w:val="24"/>
+        </w:rPr>
+        <w:t xml:space="preserve">Gitリポジトリではないフォルダでgit statusを実行した場合、一般的にどうなるか。</w:t>
+      </w:r>
+    </w:p>
+    <w:p>
+      <w:pPr>
+        <w:spacing w:after="40"/>
+        <w:ind w:left="400"/>
+      </w:pPr>
+      <w:r>
+        <w:rPr>
+          <w:b/>
+          <w:bCs/>
+          <w:color w:val="16A34A"/>
+        </w:rPr>
+        <w:t xml:space="preserve">ア：</w:t>
+      </w:r>
+      <w:r>
+        <w:rPr>
+          <w:b/>
+          <w:bCs/>
+          <w:color w:val="16A34A"/>
+        </w:rPr>
+        <w:t xml:space="preserve">Gitリポジトリではないことを示すエラーが表示される</w:t>
+      </w:r>
+      <w:r>
+        <w:rPr>
+          <w:b/>
+          <w:bCs/>
+          <w:color w:val="16A34A"/>
+        </w:rPr>
+        <w:t xml:space="preserve">　【正解】</w:t>
+      </w:r>
+    </w:p>
+    <w:p>
+      <w:pPr>
+        <w:spacing w:after="40"/>
+        <w:ind w:left="400"/>
+      </w:pPr>
+      <w:r>
+        <w:rPr>
+          <w:b w:val="false"/>
+          <w:bCs w:val="false"/>
+          <w:color w:val="000000"/>
+        </w:rPr>
+        <w:t xml:space="preserve">イ：</w:t>
+      </w:r>
+      <w:r>
+        <w:rPr>
+          <w:b w:val="false"/>
+          <w:bCs w:val="false"/>
+          <w:color w:val="000000"/>
+        </w:rPr>
+        <w:t xml:space="preserve">自動的にgit initが実行される</w:t>
+      </w:r>
+      <w:r>
+        <w:rPr>
+          <w:b/>
+          <w:bCs/>
+          <w:color w:val="16A34A"/>
+        </w:rPr>
+        <w:t xml:space="preserve"/>
+      </w:r>
+    </w:p>
+    <w:p>
+      <w:pPr>
+        <w:spacing w:after="40"/>
+        <w:ind w:left="400"/>
+      </w:pPr>
+      <w:r>
+        <w:rPr>
+          <w:b w:val="false"/>
+          <w:bCs w:val="false"/>
+          <w:color w:val="000000"/>
+        </w:rPr>
+        <w:t xml:space="preserve">ウ：</w:t>
+      </w:r>
+      <w:r>
+        <w:rPr>
+          <w:b w:val="false"/>
+          <w:bCs w:val="false"/>
+          <w:color w:val="000000"/>
+        </w:rPr>
+        <w:t xml:space="preserve">GitHubへ自動接続される</w:t>
+      </w:r>
+      <w:r>
+        <w:rPr>
+          <w:b/>
+          <w:bCs/>
+          <w:color w:val="16A34A"/>
+        </w:rPr>
+        <w:t xml:space="preserve"/>
+      </w:r>
+    </w:p>
+    <w:p>
+      <w:pPr>
+        <w:spacing w:after="40"/>
+        <w:ind w:left="400"/>
+      </w:pPr>
+      <w:r>
+        <w:rPr>
+          <w:b w:val="false"/>
+          <w:bCs w:val="false"/>
+          <w:color w:val="000000"/>
+        </w:rPr>
+        <w:t xml:space="preserve">エ：</w:t>
+      </w:r>
+      <w:r>
+        <w:rPr>
+          <w:b w:val="false"/>
+          <w:bCs w:val="false"/>
+          <w:color w:val="000000"/>
+        </w:rPr>
+        <w:t xml:space="preserve">すべてのファイルが自動でコミットされる</w:t>
+      </w:r>
+      <w:r>
+        <w:rPr>
+          <w:b/>
+          <w:bCs/>
+          <w:color w:val="16A34A"/>
+        </w:rPr>
+        <w:t xml:space="preserve"/>
+      </w:r>
+    </w:p>
+    <w:p>
+      <w:pPr>
+        <w:shd w:fill="F1F5F9" w:val="clear"/>
+        <w:spacing w:after="240" w:before="100"/>
+        <w:ind w:left="400"/>
+      </w:pPr>
+      <w:r>
+        <w:rPr>
+          <w:b/>
+          <w:bCs/>
+          <w:color w:val="475569"/>
+          <w:sz w:val="20"/>
+          <w:szCs w:val="20"/>
+        </w:rPr>
+        <w:t xml:space="preserve">【解説】</w:t>
+      </w:r>
+      <w:r>
+        <w:rPr>
+          <w:color w:val="334155"/>
+          <w:sz w:val="20"/>
+          <w:szCs w:val="20"/>
+        </w:rPr>
+        <w:t xml:space="preserve">  git statusはGitリポジトリ内で使うコマンドです。.gitフォルダのある場所またはその配下でない場合は、「not a git repository」などのエラーが表示されます。</w:t>
       </w:r>
     </w:p>
     <w:p>

--- a/dist/GitGitHub基本操作クイズ問題集.docx
+++ b/dist/GitGitHub基本操作クイズ問題集.docx
@@ -4819,7 +4819,7 @@
           <w:sz w:val="20"/>
           <w:szCs w:val="20"/>
         </w:rPr>
-        <w:t xml:space="preserve">  リポジトリの削除はSettingsタブの一番下にある「Danger Zone」から行います。取り消せない操作のため、リポジトリ名の入力など確認手順が設けられています。</w:t>
+        <w:t xml:space="preserve">  リポジトリの削除はSettingsタブの一番下にある「Danger Zone」から行います。取り消しが難しい重大な操作で、リポジトリ名の入力など複数の確認手順が設けられていますが、GitHubでは条件を満たす一部のリポジトリであれば、削除後90日以内なら復元できる場合があります。</w:t>
       </w:r>
     </w:p>
     <w:p>
@@ -8943,7 +8943,7 @@
           <w:bCs/>
           <w:color w:val="16A34A"/>
         </w:rPr>
-        <w:t xml:space="preserve">コミット済みの変更とワーキングディレクトリの差分などを表示する</w:t>
+        <w:t xml:space="preserve">ワーキングディレクトリとステージングエリアの差分などを表示する</w:t>
       </w:r>
       <w:r>
         <w:rPr>
@@ -9066,7 +9066,7 @@
           <w:sz w:val="20"/>
           <w:szCs w:val="20"/>
         </w:rPr>
-        <w:t xml:space="preserve">  git diffは、ワーキングディレクトリとステージングエリア、あるいはコミット間などの差分（変更内容）を確認するためのコマンドです。</w:t>
+        <w:t xml:space="preserve">  git diffは、既定では作業ツリー（ワーキングディレクトリ）とステージングエリアの差分を表示するコマンドです。直前のコミットとの差分を見たい場合はgit diff HEAD、ステージング済みの差分だけを見たい場合はgit diff --stagedのように対象を指定します。</w:t>
       </w:r>
     </w:p>
     <w:p>
@@ -10080,7 +10080,7 @@
           <w:sz w:val="20"/>
           <w:szCs w:val="20"/>
         </w:rPr>
-        <w:t xml:space="preserve">  コミットハッシュは40文字の16進数ですが、多くの場合先頭7文字程度でも他のコミットと一意に区別できるため、ログ表示などでは短縮形がよく使われます。</w:t>
+        <w:t xml:space="preserve">  コミットハッシュは、Gitで広く使われているSHA-1形式では通常40桁の16進数です（ハッシュ方式によって桁数は異なります）。多くの場合、先頭7文字程度でも他のコミットと一意に区別できるため、ログ表示などでは短縮形がよく使われます。</w:t>
       </w:r>
     </w:p>
     <w:p>
@@ -14856,7 +14856,7 @@
           <w:sz w:val="20"/>
           <w:szCs w:val="20"/>
         </w:rPr>
-        <w:t xml:space="preserve">  READMEは公開情報として誰でも閲覧できるため、パスワードや秘密鍵などの機密情報を書くべきではありません。</w:t>
+        <w:t xml:space="preserve">  READMEの公開範囲はリポジトリの可視性（Public/Private）に従うため、必ずしも「誰でも閲覧できる」わけではありません。ただし、Publicでも後から可視性が変わる可能性のあるPrivateリポジトリでも、パスワードや秘密鍵などの機密情報は書くべきではありません。</w:t>
       </w:r>
     </w:p>
     <w:p>
@@ -15701,7 +15701,7 @@
           <w:sz w:val="20"/>
           <w:szCs w:val="20"/>
         </w:rPr>
-        <w:t xml:space="preserve">  バッククォート3つ（```）でコードを囲むことで、コードブロックとして整形され、シンタックスハイライトも適用されます。</w:t>
+        <w:t xml:space="preserve">  バッククォート3つ（```）で囲むとコードブロックとして整形されます。さらに開始のバッククォート直後に言語名を書く（例: ```python）ことで、その言語向けのシンタックスハイライト（色分け）が適用されます。言語名を省略すると、色分けされない場合があります。</w:t>
       </w:r>
     </w:p>
     <w:p>
@@ -16085,7 +16085,7 @@
           <w:bCs/>
           <w:color w:val="16A34A"/>
         </w:rPr>
-        <w:t xml:space="preserve">そのコードを利用・改変した派生物にも、同じライセンスの適用を求める</w:t>
+        <w:t xml:space="preserve">そのコードを利用・改変した派生物を配布する場合、原則としてその派生物にも同じライセンス条件の適用を求める</w:t>
       </w:r>
       <w:r>
         <w:rPr>
@@ -16208,7 +16208,7 @@
           <w:sz w:val="20"/>
           <w:szCs w:val="20"/>
         </w:rPr>
-        <w:t xml:space="preserve">  コピーレフト型のライセンス（GPLなど）は、そのコードを利用・改変して作られた派生物にも、同じライセンス条件を適用することを求める点が特徴です。</w:t>
+        <w:t xml:space="preserve">  コピーレフト型のライセンス（GPLなど）は、そのコードを利用・改変して作られた派生物を配布する際に、原則として同じライセンス条件の適用を求める点が特徴です。単に内部で利用・改変するだけで配布を伴わない場合は、GPLの条件が直接問題になるとは限りません。</w:t>
       </w:r>
     </w:p>
     <w:p>
@@ -19272,7 +19272,7 @@
           <w:sz w:val="20"/>
           <w:szCs w:val="20"/>
         </w:rPr>
-        <w:t xml:space="preserve">  git branch -r を使うと、リモートリポジトリ上に存在するブランチの一覧を確認できます。ローカルとリモート両方を見たい場合はgit branch -aを使います。</w:t>
+        <w:t xml:space="preserve">  git branch -rは、ローカルに保存されている「リモート追跡ブランチ」の一覧を表示します。これは取得済みの情報であり、実際のリモートの最新状態と合わせるには、あらかじめgit fetch（削除されたブランチも反映したい場合はgit fetch --prune）を実行しておく必要があります。</w:t>
       </w:r>
     </w:p>
     <w:p>
@@ -22336,7 +22336,7 @@
           <w:sz w:val="20"/>
           <w:szCs w:val="20"/>
         </w:rPr>
-        <w:t xml:space="preserve">  Rebase and mergeは、PR内の各コミットを保持しつつ、それらをmainブランチの先頭に付け替えることで、マージコミットを作らず一直線の履歴にする方式です。</w:t>
+        <w:t xml:space="preserve">  Rebase and mergeは、PR内の各コミットの変更内容を保持しつつ、それらをmainブランチの先頭に付け替えることで、マージコミットを作らず一直線の履歴にする方式です。ただしGitHub上では実際には新しいコミットとして作り直されるため、コミットのSHA（ハッシュ値）は元のものとは変わる点に注意が必要です。</w:t>
       </w:r>
     </w:p>
     <w:p>
@@ -25615,7 +25615,7 @@
           <w:bCs/>
           <w:color w:val="16A34A"/>
         </w:rPr>
-        <w:t xml:space="preserve">そのジョブを実行する仮想環境（OSの種類など）</w:t>
+        <w:t xml:space="preserve">そのジョブを実行するrunner（GitHubホストの仮想環境やself-hosted runnerなど）</w:t>
       </w:r>
       <w:r>
         <w:rPr>
@@ -25738,7 +25738,7 @@
           <w:sz w:val="20"/>
           <w:szCs w:val="20"/>
         </w:rPr>
-        <w:t xml:space="preserve">  runs-on:には、ubuntu-latestやwindows-latestなど、そのジョブを実行する仮想マシンの種類（OS）を指定します。</w:t>
+        <w:t xml:space="preserve">  runs-on:には、ubuntu-latestやwindows-latestなどGitHubがホストする仮想環境のほか、自分たちで用意したself-hosted runnerのラベルも指定できます。そのジョブをどのrunner（実行環境）で動かすかを指定する項目です。</w:t>
       </w:r>
     </w:p>
     <w:p>
@@ -31190,7 +31190,7 @@
           <w:sz w:val="20"/>
           <w:szCs w:val="20"/>
         </w:rPr>
-        <w:t xml:space="preserve">  セマンティックバージョニングは「メジャー.マイナー.パッチ」の形式でバージョンを表し、変更の大きさや互換性の有無を数字のルールに沿って表現する広く使われる命名規則です。</w:t>
+        <w:t xml:space="preserve">  「メジャー.マイナー.パッチ」の形式で数字を並べる表記自体は「セマンティックバージョニング」と呼ばれますが、単に数字が3つ並んでいるだけでは厳密なSemVerとは限りません。後方互換性の有無に応じてメジャー・マイナー・パッチの各桁を更新するという規則に従って運用されて初めて、セマンティックバージョニングとして機能します。</w:t>
       </w:r>
     </w:p>
     <w:p>
@@ -42794,7 +42794,7 @@
           <w:bCs/>
           <w:color w:val="16A34A"/>
         </w:rPr>
-        <w:t xml:space="preserve">そのコミットが確かに本人によって作成されたことを暗号学的に証明できる</w:t>
+        <w:t xml:space="preserve">そのコミットが、対応する秘密鍵の持ち主によって署名されたことを暗号学的に検証できる</w:t>
       </w:r>
       <w:r>
         <w:rPr>
@@ -42917,7 +42917,7 @@
           <w:sz w:val="20"/>
           <w:szCs w:val="20"/>
         </w:rPr>
-        <w:t xml:space="preserve">  コミット署名を行うと、そのコミットが署名鍵の持ち主によって作成されたことを暗号学的に証明でき、GitHub上で「Verified」バッジとして表示されます。なりすましコミットの防止に役立ちます。</w:t>
+        <w:t xml:space="preserve">  コミット署名を行うと、そのコミットが対応する秘密鍵の持ち主によって署名されたことを暗号学的に検証でき、GitHub上で「Verified」バッジとして表示されます。ただしこれは鍵の持ち主による署名であることを示すものであり、現実世界での本人性そのものを絶対的に保証するものではありません。</w:t>
       </w:r>
     </w:p>
     <w:p>
@@ -44100,7 +44100,7 @@
           <w:sz w:val="20"/>
           <w:szCs w:val="20"/>
         </w:rPr>
-        <w:t xml:space="preserve">  見知らぬ第三者からのPRのコードをそのままActionsで実行すると、リポジトリに設定されたSecretsが悪意あるスクリプトによって外部へ持ち出されるリスクがあるため、実行トリガーや権限の設定に注意が必要です。</w:t>
+        <w:t xml:space="preserve">  フォークからの通常のpull_requestトリガーでは、GitHubの既定の仕組みとしてリポジトリのSecretsは基本的にワークフローへ渡されません。ただし、pull_request_targetトリガーを使う場合や、Actionsの設定でフォークからのワークフローにもSecretsへのアクセスを許可するよう変更した場合には、Secretsが不用意に外部へ渡ってしまうリスクが生まれるため、特に注意が必要です。</w:t>
       </w:r>
     </w:p>
     <w:p>
@@ -46850,7 +46850,7 @@
           <w:sz w:val="24"/>
           <w:szCs w:val="24"/>
         </w:rPr>
-        <w:t xml:space="preserve">Personal Access Tokenを発行する際に設定する「Scope（スコープ）」の役割として正しいものはどれか。</w:t>
+        <w:t xml:space="preserve">Personal Access Token（Classic）を発行する際に設定する「Scope（スコープ）」の役割として正しいものはどれか。</w:t>
       </w:r>
     </w:p>
     <w:p>
@@ -46995,7 +46995,7 @@
           <w:sz w:val="20"/>
           <w:szCs w:val="20"/>
         </w:rPr>
-        <w:t xml:space="preserve">  Personal Access Tokenのスコープは、そのトークンで許可する操作の範囲（例: repo、read:orgなど）を限定するための設定で、必要最小限のスコープにすることでリスクを抑えられます。</w:t>
+        <w:t xml:space="preserve">  Classicなpersonal access tokenでは、repoやread:orgなどの「Scope」を設定することで、そのトークンで許可する操作範囲を限定します。なお、Fine-grained personal access tokenでは同じ考え方を、Scopeではなく対象リポジトリの指定と個別のpermissions（権限）設定によって実現します。</w:t>
       </w:r>
     </w:p>
     <w:p>
@@ -49914,7 +49914,7 @@
           <w:sz w:val="24"/>
           <w:szCs w:val="24"/>
         </w:rPr>
-        <w:t xml:space="preserve">個人向けの「Copilot Individual」に対して、組織向けの「Copilot Business/Enterprise」が主に提供する特徴として正しいものはどれか。</w:t>
+        <w:t xml:space="preserve">個人向けの「Copilotプラン」に対して、組織向けの「Copilot Business/Enterprise」が主に提供する特徴として正しいものはどれか。</w:t>
       </w:r>
     </w:p>
     <w:p>
@@ -50059,7 +50059,7 @@
           <w:sz w:val="20"/>
           <w:szCs w:val="20"/>
         </w:rPr>
-        <w:t xml:space="preserve">  Copilot Business/Enterpriseでは、組織単位でのライセンス管理、利用ポリシーの設定、監査ログなど、チームや組織で使うための管理機能が個人向けプランに加えて提供されます。</w:t>
+        <w:t xml:space="preserve">  Copilot Business/Enterpriseでは、組織単位でのライセンス管理、利用ポリシーの設定、監査ログなど、チームや組織で使うための管理機能が個人向けプラン（Free・Pro・Pro+・Maxなど）に加えて提供されます。</w:t>
       </w:r>
     </w:p>
     <w:p>
@@ -50443,7 +50443,7 @@
           <w:bCs/>
           <w:color w:val="16A34A"/>
         </w:rPr>
-        <w:t xml:space="preserve">GitHub Copilot in the CLI</w:t>
+        <w:t xml:space="preserve">GitHub Copilot CLI</w:t>
       </w:r>
       <w:r>
         <w:rPr>
@@ -50566,7 +50566,7 @@
           <w:sz w:val="20"/>
           <w:szCs w:val="20"/>
         </w:rPr>
-        <w:t xml:space="preserve">  GitHub Copilot in the CLIは、「〇〇したい」という自然言語の説明から、対応するシェルコマンドの候補を提案してくれる機能です。</w:t>
+        <w:t xml:space="preserve">  GitHub Copilot CLIは、「〇〇したい」という自然言語の説明から、対応するシェルコマンドの候補を提案してくれる機能です。以前提供されていたgh CLIの拡張機能「gh-copilot」は2025年10月に提供終了となり、現在はGitHub Copilot CLIとして提供されています。</w:t>
       </w:r>
     </w:p>
     <w:p>

--- a/dist/GitGitHub基本操作クイズ問題集.docx
+++ b/dist/GitGitHub基本操作クイズ問題集.docx
@@ -19127,7 +19127,7 @@
           <w:sz w:val="24"/>
           <w:szCs w:val="24"/>
         </w:rPr>
-        <w:t xml:space="preserve">リモートリポジトリに存在するブランチの一覧を確認するコマンドとして正しいものはどれか。</w:t>
+        <w:t xml:space="preserve">ローカルに保存されているリモート追跡ブランチの一覧を確認するコマンドとして正しいものはどれか。</w:t>
       </w:r>
     </w:p>
     <w:p>
@@ -22191,7 +22191,7 @@
           <w:sz w:val="24"/>
           <w:szCs w:val="24"/>
         </w:rPr>
-        <w:t xml:space="preserve">GitHubのPRマージ方法のうち、各コミットを保持したまま、ブランチの分岐を作らず一直線の履歴としてmainに追加する方式を何と呼ぶか。</w:t>
+        <w:t xml:space="preserve">GitHubのPRマージ方法のうち、各コミットの変更内容を個別に残しつつ、ブランチの分岐を作らず一直線の履歴としてmainに追加する方式を何と呼ぶか。</w:t>
       </w:r>
     </w:p>
     <w:p>
